--- a/files/rapport_narrative_master.docx
+++ b/files/rapport_narrative_master.docx
@@ -1,6 +1,6 @@
 
 <file path=word/document.xml><?xml version="1.0" encoding="utf-8"?>
-<w:document xmlns:wpc="http://schemas.microsoft.com/office/word/2010/wordprocessingCanvas" xmlns:cx="http://schemas.microsoft.com/office/drawing/2014/chartex" xmlns:cx1="http://schemas.microsoft.com/office/drawing/2015/9/8/chartex" xmlns:cx2="http://schemas.microsoft.com/office/drawing/2015/10/21/chartex" xmlns:cx3="http://schemas.microsoft.com/office/drawing/2016/5/9/chartex" xmlns:cx4="http://schemas.microsoft.com/office/drawing/2016/5/10/chartex" xmlns:cx5="http://schemas.microsoft.com/office/drawing/2016/5/11/chartex" xmlns:cx6="http://schemas.microsoft.com/office/drawing/2016/5/12/chartex" xmlns:cx7="http://schemas.microsoft.com/office/drawing/2016/5/13/chartex" xmlns:cx8="http://schemas.microsoft.com/office/drawing/2016/5/14/chartex" xmlns:mc="http://schemas.openxmlformats.org/markup-compatibility/2006" xmlns:aink="http://schemas.microsoft.com/office/drawing/2016/ink" xmlns:am3d="http://schemas.microsoft.com/office/drawing/2017/model3d" xmlns:o="urn:schemas-microsoft-com:office:office" xmlns:r="http://schemas.openxmlformats.org/officeDocument/2006/relationships" xmlns:m="http://schemas.openxmlformats.org/officeDocument/2006/math" xmlns:v="urn:schemas-microsoft-com:vml" xmlns:wp14="http://schemas.microsoft.com/office/word/2010/wordprocessingDrawing" xmlns:wp="http://schemas.openxmlformats.org/drawingml/2006/wordprocessingDrawing" xmlns:w10="urn:schemas-microsoft-com:office:word" xmlns:w="http://schemas.openxmlformats.org/wordprocessingml/2006/main" xmlns:w14="http://schemas.microsoft.com/office/word/2010/wordml" xmlns:w15="http://schemas.microsoft.com/office/word/2012/wordml" xmlns:w16cid="http://schemas.microsoft.com/office/word/2016/wordml/cid" xmlns:w16se="http://schemas.microsoft.com/office/word/2015/wordml/symex" xmlns:wpg="http://schemas.microsoft.com/office/word/2010/wordprocessingGroup" xmlns:wpi="http://schemas.microsoft.com/office/word/2010/wordprocessingInk" xmlns:wne="http://schemas.microsoft.com/office/word/2006/wordml" xmlns:wps="http://schemas.microsoft.com/office/word/2010/wordprocessingShape" mc:Ignorable="w14 w15 w16se w16cid wp14">
+<w:document xmlns:wpc="http://schemas.microsoft.com/office/word/2010/wordprocessingCanvas" xmlns:cx="http://schemas.microsoft.com/office/drawing/2014/chartex" xmlns:cx1="http://schemas.microsoft.com/office/drawing/2015/9/8/chartex" xmlns:cx2="http://schemas.microsoft.com/office/drawing/2015/10/21/chartex" xmlns:cx3="http://schemas.microsoft.com/office/drawing/2016/5/9/chartex" xmlns:cx4="http://schemas.microsoft.com/office/drawing/2016/5/10/chartex" xmlns:cx5="http://schemas.microsoft.com/office/drawing/2016/5/11/chartex" xmlns:cx6="http://schemas.microsoft.com/office/drawing/2016/5/12/chartex" xmlns:cx7="http://schemas.microsoft.com/office/drawing/2016/5/13/chartex" xmlns:cx8="http://schemas.microsoft.com/office/drawing/2016/5/14/chartex" xmlns:mc="http://schemas.openxmlformats.org/markup-compatibility/2006" xmlns:aink="http://schemas.microsoft.com/office/drawing/2016/ink" xmlns:am3d="http://schemas.microsoft.com/office/drawing/2017/model3d" xmlns:o="urn:schemas-microsoft-com:office:office" xmlns:oel="http://schemas.microsoft.com/office/2019/extlst" xmlns:r="http://schemas.openxmlformats.org/officeDocument/2006/relationships" xmlns:m="http://schemas.openxmlformats.org/officeDocument/2006/math" xmlns:v="urn:schemas-microsoft-com:vml" xmlns:wp14="http://schemas.microsoft.com/office/word/2010/wordprocessingDrawing" xmlns:wp="http://schemas.openxmlformats.org/drawingml/2006/wordprocessingDrawing" xmlns:w10="urn:schemas-microsoft-com:office:word" xmlns:w="http://schemas.openxmlformats.org/wordprocessingml/2006/main" xmlns:w14="http://schemas.microsoft.com/office/word/2010/wordml" xmlns:w15="http://schemas.microsoft.com/office/word/2012/wordml" xmlns:w16cex="http://schemas.microsoft.com/office/word/2018/wordml/cex" xmlns:w16cid="http://schemas.microsoft.com/office/word/2016/wordml/cid" xmlns:w16="http://schemas.microsoft.com/office/word/2018/wordml" xmlns:w16du="http://schemas.microsoft.com/office/word/2023/wordml/word16du" xmlns:w16sdtdh="http://schemas.microsoft.com/office/word/2020/wordml/sdtdatahash" xmlns:w16sdtfl="http://schemas.microsoft.com/office/word/2024/wordml/sdtformatlock" xmlns:w16se="http://schemas.microsoft.com/office/word/2015/wordml/symex" xmlns:wpg="http://schemas.microsoft.com/office/word/2010/wordprocessingGroup" xmlns:wpi="http://schemas.microsoft.com/office/word/2010/wordprocessingInk" xmlns:wne="http://schemas.microsoft.com/office/word/2006/wordml" xmlns:wps="http://schemas.microsoft.com/office/word/2010/wordprocessingShape" mc:Ignorable="w14 w15 w16se w16cid w16 w16cex w16sdtdh w16sdtfl w16du wp14">
   <w:body>
     <w:p>
       <w:pPr>
@@ -97,47 +97,7 @@
           <w:sz w:val="16"/>
           <w:szCs w:val="16"/>
         </w:rPr>
-        <w:t xml:space="preserve"> HAGARD, Nathan LE NESTOUR, </w:t>
-      </w:r>
-      <w:proofErr w:type="spellStart"/>
-      <w:r>
-        <w:rPr>
-          <w:rFonts w:asciiTheme="minorHAnsi" w:hAnsiTheme="minorHAnsi" w:cstheme="minorHAnsi"/>
-          <w:color w:val="595959"/>
-          <w:sz w:val="16"/>
-          <w:szCs w:val="16"/>
-        </w:rPr>
-        <w:t>Florianne</w:t>
-      </w:r>
-      <w:proofErr w:type="spellEnd"/>
-      <w:r>
-        <w:rPr>
-          <w:rFonts w:asciiTheme="minorHAnsi" w:hAnsiTheme="minorHAnsi" w:cstheme="minorHAnsi"/>
-          <w:color w:val="595959"/>
-          <w:sz w:val="16"/>
-          <w:szCs w:val="16"/>
-        </w:rPr>
-        <w:t xml:space="preserve"> PAN, </w:t>
-      </w:r>
-      <w:proofErr w:type="spellStart"/>
-      <w:r>
-        <w:rPr>
-          <w:rFonts w:asciiTheme="minorHAnsi" w:hAnsiTheme="minorHAnsi" w:cstheme="minorHAnsi"/>
-          <w:color w:val="595959"/>
-          <w:sz w:val="16"/>
-          <w:szCs w:val="16"/>
-        </w:rPr>
-        <w:t>Junjie</w:t>
-      </w:r>
-      <w:proofErr w:type="spellEnd"/>
-      <w:r>
-        <w:rPr>
-          <w:rFonts w:asciiTheme="minorHAnsi" w:hAnsiTheme="minorHAnsi" w:cstheme="minorHAnsi"/>
-          <w:color w:val="595959"/>
-          <w:sz w:val="16"/>
-          <w:szCs w:val="16"/>
-        </w:rPr>
-        <w:t xml:space="preserve"> SHAO, Xinyu YU — CY Tech, 2026</w:t>
+        <w:t xml:space="preserve"> HAGARD, Nathan LE NESTOUR, Florianne PAN, Junjie SHAO, Xinyu YU — CY Tech, 2026</w:t>
       </w:r>
     </w:p>
     <w:p>
@@ -189,13 +149,7 @@
         <w:rPr>
           <w:rFonts w:asciiTheme="minorHAnsi" w:hAnsiTheme="minorHAnsi" w:cstheme="minorHAnsi"/>
         </w:rPr>
-        <w:t xml:space="preserve"> est le maître du jeu (Game Master) d'un jeu de rôle narratif en solo : il décrit la scène, propose des actions, raconte les conséquences des choix du joueur et garantit la cohérence de l'univers. Pour obtenir un périmètre évaluable, nous a</w:t>
-      </w:r>
-      <w:r>
-        <w:rPr>
-          <w:rFonts w:asciiTheme="minorHAnsi" w:hAnsiTheme="minorHAnsi" w:cstheme="minorHAnsi"/>
-        </w:rPr>
-        <w:t xml:space="preserve">vons fixé un </w:t>
+        <w:t xml:space="preserve"> est le maître du jeu (Game Master) d'un jeu de rôle narratif en solo : il décrit la scène, propose des actions, raconte les conséquences des choix du joueur et garantit la cohérence de l'univers. Pour obtenir un périmètre évaluable, nous avons fixé un </w:t>
       </w:r>
       <w:r>
         <w:rPr>
@@ -260,13 +214,7 @@
         <w:rPr>
           <w:rFonts w:asciiTheme="minorHAnsi" w:hAnsiTheme="minorHAnsi" w:cstheme="minorHAnsi"/>
         </w:rPr>
-        <w:t xml:space="preserve"> Amateurs francophones de jeux de rôle de 20 à 50 ans qui veulent jouer une c</w:t>
-      </w:r>
-      <w:r>
-        <w:rPr>
-          <w:rFonts w:asciiTheme="minorHAnsi" w:hAnsiTheme="minorHAnsi" w:cstheme="minorHAnsi"/>
-        </w:rPr>
-        <w:t>ourte partie sans meneur humain.</w:t>
+        <w:t xml:space="preserve"> Amateurs francophones de jeux de rôle de 20 à 50 ans qui veulent jouer une courte partie sans meneur humain.</w:t>
       </w:r>
     </w:p>
     <w:p>
@@ -317,13 +265,7 @@
         <w:rPr>
           <w:rFonts w:asciiTheme="minorHAnsi" w:hAnsiTheme="minorHAnsi" w:cstheme="minorHAnsi"/>
         </w:rPr>
-        <w:t xml:space="preserve"> : les actions hors d</w:t>
-      </w:r>
-      <w:r>
-        <w:rPr>
-          <w:rFonts w:asciiTheme="minorHAnsi" w:hAnsiTheme="minorHAnsi" w:cstheme="minorHAnsi"/>
-        </w:rPr>
-        <w:t xml:space="preserve">es choix proposés, impossibles ou hors univers (objet moderne, or qui tombe du ciel), le contrôle des PNJ/ennemis, la modification directe du décor et les questions </w:t>
+        <w:t xml:space="preserve"> : les actions hors des choix proposés, impossibles ou hors univers (objet moderne, or qui tombe du ciel), le contrôle des PNJ/ennemis, la modification directe du décor et les questions </w:t>
       </w:r>
       <w:proofErr w:type="spellStart"/>
       <w:r>
@@ -351,13 +293,7 @@
         <w:rPr>
           <w:rFonts w:asciiTheme="minorHAnsi" w:hAnsiTheme="minorHAnsi" w:cstheme="minorHAnsi"/>
         </w:rPr>
-        <w:t xml:space="preserve"> : d'autres uni</w:t>
-      </w:r>
-      <w:r>
-        <w:rPr>
-          <w:rFonts w:asciiTheme="minorHAnsi" w:hAnsiTheme="minorHAnsi" w:cstheme="minorHAnsi"/>
-        </w:rPr>
-        <w:t>vers (moderne, etc.), ni de parties de plus de 10 tours.</w:t>
+        <w:t xml:space="preserve"> : d'autres univers (moderne, etc.), ni de parties de plus de 10 tours.</w:t>
       </w:r>
     </w:p>
     <w:p>
@@ -744,15 +680,7 @@
                 <w:sz w:val="16"/>
                 <w:szCs w:val="16"/>
               </w:rPr>
-              <w:t>« Je lève mon épée et me prépare à le combat</w:t>
-            </w:r>
-            <w:r>
-              <w:rPr>
-                <w:rFonts w:asciiTheme="minorHAnsi" w:hAnsiTheme="minorHAnsi" w:cstheme="minorHAnsi"/>
-                <w:sz w:val="16"/>
-                <w:szCs w:val="16"/>
-              </w:rPr>
-              <w:t>tre. »</w:t>
+              <w:t>« Je lève mon épée et me prépare à le combattre. »</w:t>
             </w:r>
           </w:p>
         </w:tc>
@@ -892,15 +820,7 @@
                 <w:sz w:val="16"/>
                 <w:szCs w:val="16"/>
               </w:rPr>
-              <w:t>« Aucun lance-roquettes ne se matérialise… » +</w:t>
-            </w:r>
-            <w:r>
-              <w:rPr>
-                <w:rFonts w:asciiTheme="minorHAnsi" w:hAnsiTheme="minorHAnsi" w:cstheme="minorHAnsi"/>
-                <w:sz w:val="16"/>
-                <w:szCs w:val="16"/>
-              </w:rPr>
-              <w:t xml:space="preserve"> rappel des choix</w:t>
+              <w:t>« Aucun lance-roquettes ne se matérialise… » + rappel des choix</w:t>
             </w:r>
           </w:p>
         </w:tc>
@@ -1072,15 +992,7 @@
                 <w:sz w:val="16"/>
                 <w:szCs w:val="16"/>
               </w:rPr>
-              <w:t>Un serpent géant garde la sortie ; vous avez une flûte. A) jouer B) combattre</w:t>
-            </w:r>
-            <w:r>
-              <w:rPr>
-                <w:rFonts w:asciiTheme="minorHAnsi" w:hAnsiTheme="minorHAnsi" w:cstheme="minorHAnsi"/>
-                <w:sz w:val="16"/>
-                <w:szCs w:val="16"/>
-              </w:rPr>
-              <w:t xml:space="preserve"> C) fuir</w:t>
+              <w:t>Un serpent géant garde la sortie ; vous avez une flûte. A) jouer B) combattre C) fuir</w:t>
             </w:r>
           </w:p>
         </w:tc>
@@ -1401,13 +1313,7 @@
         <w:rPr>
           <w:rFonts w:asciiTheme="minorHAnsi" w:hAnsiTheme="minorHAnsi" w:cstheme="minorHAnsi"/>
         </w:rPr>
-        <w:t xml:space="preserve"> encadre ch</w:t>
-      </w:r>
-      <w:r>
-        <w:rPr>
-          <w:rFonts w:asciiTheme="minorHAnsi" w:hAnsiTheme="minorHAnsi" w:cstheme="minorHAnsi"/>
-        </w:rPr>
-        <w:t xml:space="preserve">aque message de balises </w:t>
+        <w:t xml:space="preserve"> encadre chaque message de balises </w:t>
       </w:r>
       <w:r>
         <w:rPr>
@@ -1480,7 +1386,14 @@
           <w:sz w:val="18"/>
           <w:szCs w:val="18"/>
         </w:rPr>
-        <w:t>Ġ</w:t>
+        <w:t>Ġreg</w:t>
+      </w:r>
+      <w:proofErr w:type="spellEnd"/>
+      <w:r>
+        <w:rPr>
+          <w:rFonts w:asciiTheme="minorHAnsi" w:hAnsiTheme="minorHAnsi" w:cstheme="minorHAnsi"/>
+        </w:rPr>
+        <w:t xml:space="preserve"> + </w:t>
       </w:r>
       <w:r>
         <w:rPr>
@@ -1488,14 +1401,13 @@
           <w:sz w:val="18"/>
           <w:szCs w:val="18"/>
         </w:rPr>
-        <w:t>reg</w:t>
-      </w:r>
-      <w:proofErr w:type="spellEnd"/>
-      <w:r>
-        <w:rPr>
-          <w:rFonts w:asciiTheme="minorHAnsi" w:hAnsiTheme="minorHAnsi" w:cstheme="minorHAnsi"/>
-        </w:rPr>
-        <w:t xml:space="preserve"> + </w:t>
+        <w:t>arde</w:t>
+      </w:r>
+      <w:r>
+        <w:rPr>
+          <w:rFonts w:asciiTheme="minorHAnsi" w:hAnsiTheme="minorHAnsi" w:cstheme="minorHAnsi"/>
+        </w:rPr>
+        <w:t xml:space="preserve">, où </w:t>
       </w:r>
       <w:r>
         <w:rPr>
@@ -1503,13 +1415,13 @@
           <w:sz w:val="18"/>
           <w:szCs w:val="18"/>
         </w:rPr>
-        <w:t>arde</w:t>
-      </w:r>
-      <w:r>
-        <w:rPr>
-          <w:rFonts w:asciiTheme="minorHAnsi" w:hAnsiTheme="minorHAnsi" w:cstheme="minorHAnsi"/>
-        </w:rPr>
-        <w:t xml:space="preserve">, où </w:t>
+        <w:t>Ġ</w:t>
+      </w:r>
+      <w:r>
+        <w:rPr>
+          <w:rFonts w:asciiTheme="minorHAnsi" w:hAnsiTheme="minorHAnsi" w:cstheme="minorHAnsi"/>
+        </w:rPr>
+        <w:t xml:space="preserve"> marque l'espace et </w:t>
       </w:r>
       <w:r>
         <w:rPr>
@@ -1517,33 +1429,13 @@
           <w:sz w:val="18"/>
           <w:szCs w:val="18"/>
         </w:rPr>
-        <w:t>Ġ</w:t>
-      </w:r>
-      <w:r>
-        <w:rPr>
-          <w:rFonts w:asciiTheme="minorHAnsi" w:hAnsiTheme="minorHAnsi" w:cstheme="minorHAnsi"/>
-        </w:rPr>
-        <w:t xml:space="preserve"> marque l'espace et </w:t>
-      </w:r>
-      <w:r>
-        <w:rPr>
-          <w:rFonts w:asciiTheme="minorHAnsi" w:eastAsia="Consolas" w:hAnsiTheme="minorHAnsi" w:cstheme="minorHAnsi"/>
-          <w:sz w:val="18"/>
-          <w:szCs w:val="18"/>
-        </w:rPr>
         <w:t>Ċ</w:t>
       </w:r>
       <w:r>
         <w:rPr>
           <w:rFonts w:asciiTheme="minorHAnsi" w:hAnsiTheme="minorHAnsi" w:cstheme="minorHAnsi"/>
         </w:rPr>
-        <w:t xml:space="preserve"> le retour à la ligne) et conserve la casse. Pour un message systè</w:t>
-      </w:r>
-      <w:r>
-        <w:rPr>
-          <w:rFonts w:asciiTheme="minorHAnsi" w:hAnsiTheme="minorHAnsi" w:cstheme="minorHAnsi"/>
-        </w:rPr>
-        <w:t xml:space="preserve">me et « Je regarde autour de moi. », on obtient 31 identifiants et des </w:t>
+        <w:t xml:space="preserve"> le retour à la ligne) et conserve la casse. Pour un message système et « Je regarde autour de moi. », on obtient 31 identifiants et des </w:t>
       </w:r>
       <w:proofErr w:type="spellStart"/>
       <w:r>
@@ -1613,13 +1505,7 @@
         <w:rPr>
           <w:rFonts w:asciiTheme="minorHAnsi" w:hAnsiTheme="minorHAnsi" w:cstheme="minorHAnsi"/>
         </w:rPr>
-        <w:t xml:space="preserve"> la transforme</w:t>
-      </w:r>
-      <w:r>
-        <w:rPr>
-          <w:rFonts w:asciiTheme="minorHAnsi" w:hAnsiTheme="minorHAnsi" w:cstheme="minorHAnsi"/>
-        </w:rPr>
-        <w:t xml:space="preserve"> en distribution (somme = 1). Ces scores résultent de la chaîne vue en TP : </w:t>
+        <w:t xml:space="preserve"> la transforme en distribution (somme = 1). Ces scores résultent de la chaîne vue en TP : </w:t>
       </w:r>
       <w:proofErr w:type="spellStart"/>
       <w:r>
@@ -1665,13 +1551,7 @@
         <w:rPr>
           <w:rFonts w:asciiTheme="minorHAnsi" w:hAnsiTheme="minorHAnsi" w:cstheme="minorHAnsi"/>
         </w:rPr>
-        <w:t xml:space="preserve"> qui réutilise la tra</w:t>
-      </w:r>
-      <w:r>
-        <w:rPr>
-          <w:rFonts w:asciiTheme="minorHAnsi" w:hAnsiTheme="minorHAnsi" w:cstheme="minorHAnsi"/>
-        </w:rPr>
-        <w:t>nsposée de la matrice d'</w:t>
+        <w:t xml:space="preserve"> qui réutilise la transposée de la matrice d'</w:t>
       </w:r>
       <w:proofErr w:type="spellStart"/>
       <w:r>
@@ -1753,13 +1633,7 @@
         <w:rPr>
           <w:rFonts w:asciiTheme="minorHAnsi" w:hAnsiTheme="minorHAnsi" w:cstheme="minorHAnsi"/>
         </w:rPr>
-        <w:t>t</w:t>
-      </w:r>
-      <w:r>
-        <w:rPr>
-          <w:rFonts w:asciiTheme="minorHAnsi" w:hAnsiTheme="minorHAnsi" w:cstheme="minorHAnsi"/>
-        </w:rPr>
-        <w:t>okens</w:t>
+        <w:t>tokens</w:t>
       </w:r>
       <w:proofErr w:type="spellEnd"/>
       <w:r>
@@ -1784,7 +1658,13 @@
           <w:sz w:val="18"/>
           <w:szCs w:val="18"/>
         </w:rPr>
-        <w:t>=</w:t>
+        <w:t>=True</w:t>
+      </w:r>
+      <w:r>
+        <w:rPr>
+          <w:rFonts w:asciiTheme="minorHAnsi" w:hAnsiTheme="minorHAnsi" w:cstheme="minorHAnsi"/>
+        </w:rPr>
+        <w:t xml:space="preserve">, T = 1, top-k = 30, top-p = 0,8 et </w:t>
       </w:r>
       <w:proofErr w:type="spellStart"/>
       <w:r>
@@ -1793,58 +1673,36 @@
           <w:sz w:val="18"/>
           <w:szCs w:val="18"/>
         </w:rPr>
-        <w:t>True</w:t>
+        <w:t>max_new_tokens</w:t>
       </w:r>
       <w:proofErr w:type="spellEnd"/>
-      <w:r>
-        <w:rPr>
-          <w:rFonts w:asciiTheme="minorHAnsi" w:hAnsiTheme="minorHAnsi" w:cstheme="minorHAnsi"/>
-        </w:rPr>
-        <w:t xml:space="preserve">, T = 1, top-k = 30, top-p = 0,8 et </w:t>
-      </w:r>
-      <w:proofErr w:type="spellStart"/>
       <w:r>
         <w:rPr>
           <w:rFonts w:asciiTheme="minorHAnsi" w:eastAsia="Consolas" w:hAnsiTheme="minorHAnsi" w:cstheme="minorHAnsi"/>
           <w:sz w:val="18"/>
           <w:szCs w:val="18"/>
         </w:rPr>
-        <w:t>max_new_tokens</w:t>
+        <w:t xml:space="preserve"> = 512</w:t>
+      </w:r>
+      <w:r>
+        <w:rPr>
+          <w:rFonts w:asciiTheme="minorHAnsi" w:hAnsiTheme="minorHAnsi" w:cstheme="minorHAnsi"/>
+        </w:rPr>
+        <w:t xml:space="preserve"> : assez de hasard pour varier les scénarios, sans </w:t>
+      </w:r>
+      <w:proofErr w:type="spellStart"/>
+      <w:r>
+        <w:rPr>
+          <w:rFonts w:asciiTheme="minorHAnsi" w:hAnsiTheme="minorHAnsi" w:cstheme="minorHAnsi"/>
+        </w:rPr>
+        <w:t>tokens</w:t>
       </w:r>
       <w:proofErr w:type="spellEnd"/>
       <w:r>
         <w:rPr>
-          <w:rFonts w:asciiTheme="minorHAnsi" w:eastAsia="Consolas" w:hAnsiTheme="minorHAnsi" w:cstheme="minorHAnsi"/>
-          <w:sz w:val="18"/>
-          <w:szCs w:val="18"/>
-        </w:rPr>
-        <w:t xml:space="preserve"> = 512</w:t>
-      </w:r>
-      <w:r>
-        <w:rPr>
-          <w:rFonts w:asciiTheme="minorHAnsi" w:hAnsiTheme="minorHAnsi" w:cstheme="minorHAnsi"/>
-        </w:rPr>
-        <w:t xml:space="preserve"> : assez de hasard pour varier les scénarios, sans </w:t>
-      </w:r>
-      <w:proofErr w:type="spellStart"/>
-      <w:r>
-        <w:rPr>
-          <w:rFonts w:asciiTheme="minorHAnsi" w:hAnsiTheme="minorHAnsi" w:cstheme="minorHAnsi"/>
-        </w:rPr>
-        <w:t>tokens</w:t>
-      </w:r>
-      <w:proofErr w:type="spellEnd"/>
-      <w:r>
-        <w:rPr>
-          <w:rFonts w:asciiTheme="minorHAnsi" w:hAnsiTheme="minorHAnsi" w:cstheme="minorHAnsi"/>
-        </w:rPr>
-        <w:t xml:space="preserve"> improbables. Pour l'évalua</w:t>
-      </w:r>
-      <w:r>
-        <w:rPr>
-          <w:rFonts w:asciiTheme="minorHAnsi" w:hAnsiTheme="minorHAnsi" w:cstheme="minorHAnsi"/>
-        </w:rPr>
-        <w:t>tion, nous utilisons le décodage glouton afin d'obtenir des résultats reproductibles.</w:t>
+          <w:rFonts w:asciiTheme="minorHAnsi" w:hAnsiTheme="minorHAnsi" w:cstheme="minorHAnsi"/>
+        </w:rPr>
+        <w:t xml:space="preserve"> improbables. Pour l'évaluation, nous utilisons le décodage glouton afin d'obtenir des résultats reproductibles.</w:t>
       </w:r>
     </w:p>
     <w:p>
@@ -1896,19 +1754,7 @@
         <w:rPr>
           <w:rFonts w:asciiTheme="minorHAnsi" w:hAnsiTheme="minorHAnsi" w:cstheme="minorHAnsi"/>
         </w:rPr>
-        <w:t xml:space="preserve"> (sans entraînement) décrit le rôle et les règles : GM d'un jeu fantasy en solo, liste d'actions A/B/C obligatoire, refus des actions absentes de la liste avec rappel des choix, descriptions de 1 à 2 phrases. La version finale, commune aux donn</w:t>
-      </w:r>
-      <w:r>
-        <w:rPr>
-          <w:rFonts w:asciiTheme="minorHAnsi" w:hAnsiTheme="minorHAnsi" w:cstheme="minorHAnsi"/>
-        </w:rPr>
-        <w:t>ées et à l'interface, précise l'univers, autorise 2 à 3 actions (sauf au dernier tour), interdit de décider à la place des PNJ ou de modifier le décor, demande une précision en cas d'ambiguïté et demande au GM de lancer lui-même l'aventure si le joueur lui</w:t>
-      </w:r>
-      <w:r>
-        <w:rPr>
-          <w:rFonts w:asciiTheme="minorHAnsi" w:hAnsiTheme="minorHAnsi" w:cstheme="minorHAnsi"/>
-        </w:rPr>
-        <w:t xml:space="preserve"> laisse le choix.</w:t>
+        <w:t xml:space="preserve"> (sans entraînement) décrit le rôle et les règles : GM d'un jeu fantasy en solo, liste d'actions A/B/C obligatoire, refus des actions absentes de la liste avec rappel des choix, descriptions de 1 à 2 phrases. La version finale, commune aux données et à l'interface, précise l'univers, autorise 2 à 3 actions (sauf au dernier tour), interdit de décider à la place des PNJ ou de modifier le décor, demande une précision en cas d'ambiguïté et demande au GM de lancer lui-même l'aventure si le joueur lui laisse le choix.</w:t>
       </w:r>
     </w:p>
     <w:p>
@@ -2001,13 +1847,7 @@
         <w:rPr>
           <w:rFonts w:asciiTheme="minorHAnsi" w:hAnsiTheme="minorHAnsi" w:cstheme="minorHAnsi"/>
         </w:rPr>
-        <w:t xml:space="preserve"> supprime les messages les plus anciens au-delà d'une limite (le prompt sys</w:t>
-      </w:r>
-      <w:r>
-        <w:rPr>
-          <w:rFonts w:asciiTheme="minorHAnsi" w:hAnsiTheme="minorHAnsi" w:cstheme="minorHAnsi"/>
-        </w:rPr>
-        <w:t xml:space="preserve">tème est toujours conservé) ; l'interface envoie le prompt système et les </w:t>
+        <w:t xml:space="preserve"> supprime les messages les plus anciens au-delà d'une limite (le prompt système est toujours conservé) ; l'interface envoie le prompt système et les </w:t>
       </w:r>
       <w:r>
         <w:rPr>
@@ -2037,13 +1877,7 @@
         <w:rPr>
           <w:rFonts w:asciiTheme="minorHAnsi" w:hAnsiTheme="minorHAnsi" w:cstheme="minorHAnsi"/>
         </w:rPr>
-        <w:t xml:space="preserve"> après sa dernière phrase comp</w:t>
-      </w:r>
-      <w:r>
-        <w:rPr>
-          <w:rFonts w:asciiTheme="minorHAnsi" w:hAnsiTheme="minorHAnsi" w:cstheme="minorHAnsi"/>
-        </w:rPr>
-        <w:t>lète.</w:t>
+        <w:t xml:space="preserve"> après sa dernière phrase complète.</w:t>
       </w:r>
     </w:p>
     <w:p>
@@ -2088,96 +1922,33 @@
         <w:rPr>
           <w:rFonts w:asciiTheme="minorHAnsi" w:hAnsiTheme="minorHAnsi" w:cstheme="minorHAnsi"/>
         </w:rPr>
-        <w:t>-shot) et le même prompt suivi de deux exemples (action normale, action incohérente). Face à une action valide (« Je choisis A »), les deux variantes enchaînent une suite cohérente avec tr</w:t>
-      </w:r>
-      <w:r>
-        <w:rPr>
-          <w:rFonts w:asciiTheme="minorHAnsi" w:hAnsiTheme="minorHAnsi" w:cstheme="minorHAnsi"/>
-        </w:rPr>
-        <w:t>ois choix. Face à une action invalide (« Je fais demi-tour »), aucune ne refuse : « Bien joué ! » (</w:t>
+        <w:t>-shot) et le même prompt suivi de deux exemples (action normale, action incohérente</w:t>
+      </w:r>
+      <w:r>
+        <w:rPr>
+          <w:rFonts w:asciiTheme="minorHAnsi" w:hAnsiTheme="minorHAnsi" w:cstheme="minorHAnsi"/>
+        </w:rPr>
+        <w:t xml:space="preserve">). </w:t>
       </w:r>
       <w:proofErr w:type="spellStart"/>
-      <w:proofErr w:type="gramStart"/>
-      <w:r>
-        <w:rPr>
-          <w:rFonts w:asciiTheme="minorHAnsi" w:hAnsiTheme="minorHAnsi" w:cstheme="minorHAnsi"/>
-        </w:rPr>
-        <w:t>zero</w:t>
+      <w:r>
+        <w:rPr>
+          <w:rFonts w:asciiTheme="minorHAnsi" w:hAnsiTheme="minorHAnsi" w:cstheme="minorHAnsi"/>
+        </w:rPr>
+        <w:t>Zero</w:t>
       </w:r>
       <w:proofErr w:type="spellEnd"/>
-      <w:proofErr w:type="gramEnd"/>
-      <w:r>
-        <w:rPr>
-          <w:rFonts w:asciiTheme="minorHAnsi" w:hAnsiTheme="minorHAnsi" w:cstheme="minorHAnsi"/>
-        </w:rPr>
-        <w:t xml:space="preserve">-shot), « Votre choix semble avoir eu un </w:t>
-      </w:r>
-      <w:r>
-        <w:rPr>
-          <w:rFonts w:asciiTheme="minorHAnsi" w:hAnsiTheme="minorHAnsi" w:cstheme="minorHAnsi"/>
-        </w:rPr>
-        <w:lastRenderedPageBreak/>
-        <w:t xml:space="preserve">effet mystérieux… » (few-shot). Le few-shot n'améliore pas le refus et allonge le contexte : nous gardons la </w:t>
-      </w:r>
-      <w:r>
-        <w:rPr>
-          <w:rFonts w:asciiTheme="minorHAnsi" w:hAnsiTheme="minorHAnsi" w:cstheme="minorHAnsi"/>
-          <w:b/>
-          <w:bCs/>
-        </w:rPr>
-        <w:t>con</w:t>
-      </w:r>
-      <w:r>
-        <w:rPr>
-          <w:rFonts w:asciiTheme="minorHAnsi" w:hAnsiTheme="minorHAnsi" w:cstheme="minorHAnsi"/>
-          <w:b/>
-          <w:bCs/>
-        </w:rPr>
-        <w:t xml:space="preserve">figuration </w:t>
-      </w:r>
-      <w:proofErr w:type="spellStart"/>
-      <w:r>
-        <w:rPr>
-          <w:rFonts w:asciiTheme="minorHAnsi" w:hAnsiTheme="minorHAnsi" w:cstheme="minorHAnsi"/>
-          <w:b/>
-          <w:bCs/>
-        </w:rPr>
-        <w:t>zero</w:t>
-      </w:r>
-      <w:proofErr w:type="spellEnd"/>
-      <w:r>
-        <w:rPr>
-          <w:rFonts w:asciiTheme="minorHAnsi" w:hAnsiTheme="minorHAnsi" w:cstheme="minorHAnsi"/>
-          <w:b/>
-          <w:bCs/>
-        </w:rPr>
-        <w:t>-shot comme référence</w:t>
-      </w:r>
-      <w:r>
-        <w:rPr>
-          <w:rFonts w:asciiTheme="minorHAnsi" w:hAnsiTheme="minorHAnsi" w:cstheme="minorHAnsi"/>
-        </w:rPr>
-        <w:t xml:space="preserve">. En partie complète via l'interface, la </w:t>
-      </w:r>
-      <w:proofErr w:type="spellStart"/>
-      <w:r>
-        <w:rPr>
-          <w:rFonts w:asciiTheme="minorHAnsi" w:hAnsiTheme="minorHAnsi" w:cstheme="minorHAnsi"/>
-        </w:rPr>
-        <w:t>baseline</w:t>
-      </w:r>
-      <w:proofErr w:type="spellEnd"/>
-      <w:r>
-        <w:rPr>
-          <w:rFonts w:asciiTheme="minorHAnsi" w:hAnsiTheme="minorHAnsi" w:cstheme="minorHAnsi"/>
-        </w:rPr>
-        <w:t xml:space="preserve"> ouvre en demandant au joueur quel type d'histoire il veut (3 essais sur 3), propose rarement des choix et dérive : une mission « l'Éveil du Monstre Noir » devient une enq</w:t>
-      </w:r>
-      <w:r>
-        <w:rPr>
-          <w:rFonts w:asciiTheme="minorHAnsi" w:hAnsiTheme="minorHAnsi" w:cstheme="minorHAnsi"/>
-        </w:rPr>
-        <w:t>uête botanique avec laboratoire, IA et vidéos, et elle invente des personnages (« Yvan », « Jocelyn »). Ces défauts motivent l'adaptation.</w:t>
+      <w:r>
+        <w:rPr>
+          <w:rFonts w:asciiTheme="minorHAnsi" w:hAnsiTheme="minorHAnsi" w:cstheme="minorHAnsi"/>
+        </w:rPr>
+        <w:t>-shot et few-shot gèrent bien les actions valides, mais échouent tous deux à refuser les actions invalides.</w:t>
+      </w:r>
+      <w:r>
+        <w:rPr>
+          <w:rFonts w:asciiTheme="minorHAnsi" w:hAnsiTheme="minorHAnsi" w:cstheme="minorHAnsi"/>
+        </w:rPr>
+        <w:t xml:space="preserve"> </w:t>
       </w:r>
     </w:p>
     <w:p>
@@ -2191,64 +1962,22 @@
       <w:r>
         <w:rPr>
           <w:rFonts w:asciiTheme="minorHAnsi" w:hAnsiTheme="minorHAnsi" w:cstheme="minorHAnsi"/>
-          <w:b/>
-          <w:bCs/>
-        </w:rPr>
-        <w:t>Interface.</w:t>
-      </w:r>
-      <w:r>
-        <w:rPr>
-          <w:rFonts w:asciiTheme="minorHAnsi" w:hAnsiTheme="minorHAnsi" w:cstheme="minorHAnsi"/>
-        </w:rPr>
-        <w:t xml:space="preserve"> Une interface </w:t>
+        </w:rPr>
+        <w:t xml:space="preserve">Le few-shot n'améliore pas le refus et allonge le contexte : nous gardons la configuration </w:t>
       </w:r>
       <w:proofErr w:type="spellStart"/>
       <w:r>
         <w:rPr>
           <w:rFonts w:asciiTheme="minorHAnsi" w:hAnsiTheme="minorHAnsi" w:cstheme="minorHAnsi"/>
         </w:rPr>
-        <w:t>Gradio</w:t>
+        <w:t>zero</w:t>
       </w:r>
       <w:proofErr w:type="spellEnd"/>
       <w:r>
         <w:rPr>
           <w:rFonts w:asciiTheme="minorHAnsi" w:hAnsiTheme="minorHAnsi" w:cstheme="minorHAnsi"/>
         </w:rPr>
-        <w:t xml:space="preserve">, lancée depuis le notebook (en local ou sur </w:t>
-      </w:r>
-      <w:proofErr w:type="spellStart"/>
-      <w:r>
-        <w:rPr>
-          <w:rFonts w:asciiTheme="minorHAnsi" w:hAnsiTheme="minorHAnsi" w:cstheme="minorHAnsi"/>
-        </w:rPr>
-        <w:t>Colab</w:t>
-      </w:r>
-      <w:proofErr w:type="spellEnd"/>
-      <w:r>
-        <w:rPr>
-          <w:rFonts w:asciiTheme="minorHAnsi" w:hAnsiTheme="minorHAnsi" w:cstheme="minorHAnsi"/>
-        </w:rPr>
-        <w:t xml:space="preserve">), réunit une zone de conversation, </w:t>
-      </w:r>
-      <w:r>
-        <w:rPr>
-          <w:rFonts w:asciiTheme="minorHAnsi" w:hAnsiTheme="minorHAnsi" w:cstheme="minorHAnsi"/>
-        </w:rPr>
-        <w:t xml:space="preserve">un champ de saisie, les boutons « Envoyer » et « Nouvelle partie » ainsi qu'une présentation du rôle et des limites ; l'adaptateur se charge via </w:t>
-      </w:r>
-      <w:r>
-        <w:rPr>
-          <w:rFonts w:asciiTheme="minorHAnsi" w:eastAsia="Consolas" w:hAnsiTheme="minorHAnsi" w:cstheme="minorHAnsi"/>
-          <w:sz w:val="18"/>
-          <w:szCs w:val="18"/>
-        </w:rPr>
-        <w:t>ADAPTER_PATH</w:t>
-      </w:r>
-      <w:r>
-        <w:rPr>
-          <w:rFonts w:asciiTheme="minorHAnsi" w:hAnsiTheme="minorHAnsi" w:cstheme="minorHAnsi"/>
-        </w:rPr>
-        <w:t>.</w:t>
+        <w:t>-shot comme référence.</w:t>
       </w:r>
     </w:p>
     <w:p>
@@ -2263,6 +1992,7 @@
         <w:rPr>
           <w:rFonts w:asciiTheme="minorHAnsi" w:hAnsiTheme="minorHAnsi" w:cstheme="minorHAnsi"/>
         </w:rPr>
+        <w:lastRenderedPageBreak/>
         <w:t>4. Présentation des données</w:t>
       </w:r>
     </w:p>
@@ -2286,13 +2016,7 @@
         <w:rPr>
           <w:rFonts w:asciiTheme="minorHAnsi" w:hAnsiTheme="minorHAnsi" w:cstheme="minorHAnsi"/>
         </w:rPr>
-        <w:t xml:space="preserve"> Les dialogues ont été rédigés à la main par le groupe (</w:t>
-      </w:r>
-      <w:r>
-        <w:rPr>
-          <w:rFonts w:asciiTheme="minorHAnsi" w:hAnsiTheme="minorHAnsi" w:cstheme="minorHAnsi"/>
-        </w:rPr>
-        <w:t xml:space="preserve">aucune donnée réelle ni personnelle) au format </w:t>
+        <w:t xml:space="preserve"> Les dialogues ont été rédigés à la main par le groupe (aucune donnée réelle ni personnelle) au format </w:t>
       </w:r>
       <w:r>
         <w:rPr>
@@ -2314,7 +2038,7 @@
           <w:b/>
           <w:bCs/>
         </w:rPr>
-        <w:t>420</w:t>
+        <w:t>4</w:t>
       </w:r>
       <w:r>
         <w:rPr>
@@ -2322,13 +2046,21 @@
           <w:b/>
           <w:bCs/>
         </w:rPr>
+        <w:t>45</w:t>
+      </w:r>
+      <w:r>
+        <w:rPr>
+          <w:rFonts w:asciiTheme="minorHAnsi" w:hAnsiTheme="minorHAnsi" w:cstheme="minorHAnsi"/>
+          <w:b/>
+          <w:bCs/>
+        </w:rPr>
         <w:t xml:space="preserve"> dialogues</w:t>
       </w:r>
       <w:r>
         <w:rPr>
           <w:rFonts w:asciiTheme="minorHAnsi" w:hAnsiTheme="minorHAnsi" w:cstheme="minorHAnsi"/>
         </w:rPr>
-        <w:t xml:space="preserve"> de 4,8 messages en moyenne (3 à 14).</w:t>
+        <w:t>.</w:t>
       </w:r>
     </w:p>
     <w:p>
@@ -2352,7 +2084,43 @@
         <w:rPr>
           <w:rFonts w:asciiTheme="minorHAnsi" w:hAnsiTheme="minorHAnsi" w:cstheme="minorHAnsi"/>
         </w:rPr>
-        <w:t xml:space="preserve"> Le jeu est découpé en 70 / 10 / 20 %, soit 294 / 42 / 84 dialogues ; aucun dialogue de test n'apparaît dans l'entraînement. </w:t>
+        <w:t xml:space="preserve"> Le jeu est découpé en 70 / 10 / 20 %, soit </w:t>
+      </w:r>
+      <w:r>
+        <w:rPr>
+          <w:rFonts w:asciiTheme="minorHAnsi" w:hAnsiTheme="minorHAnsi" w:cstheme="minorHAnsi"/>
+        </w:rPr>
+        <w:t>311</w:t>
+      </w:r>
+      <w:r>
+        <w:rPr>
+          <w:rFonts w:asciiTheme="minorHAnsi" w:hAnsiTheme="minorHAnsi" w:cstheme="minorHAnsi"/>
+        </w:rPr>
+        <w:t xml:space="preserve"> / 4</w:t>
+      </w:r>
+      <w:r>
+        <w:rPr>
+          <w:rFonts w:asciiTheme="minorHAnsi" w:hAnsiTheme="minorHAnsi" w:cstheme="minorHAnsi"/>
+        </w:rPr>
+        <w:t>5</w:t>
+      </w:r>
+      <w:r>
+        <w:rPr>
+          <w:rFonts w:asciiTheme="minorHAnsi" w:hAnsiTheme="minorHAnsi" w:cstheme="minorHAnsi"/>
+        </w:rPr>
+        <w:t xml:space="preserve"> / 8</w:t>
+      </w:r>
+      <w:r>
+        <w:rPr>
+          <w:rFonts w:asciiTheme="minorHAnsi" w:hAnsiTheme="minorHAnsi" w:cstheme="minorHAnsi"/>
+        </w:rPr>
+        <w:t>9</w:t>
+      </w:r>
+      <w:r>
+        <w:rPr>
+          <w:rFonts w:asciiTheme="minorHAnsi" w:hAnsiTheme="minorHAnsi" w:cstheme="minorHAnsi"/>
+        </w:rPr>
+        <w:t xml:space="preserve"> dialogues ; aucun dialogue de test n'apparaît dans l'entraînement. </w:t>
       </w:r>
       <w:r>
         <w:rPr>
@@ -2364,7 +2132,7 @@
     </w:p>
     <w:tbl>
       <w:tblPr>
-        <w:tblW w:w="8978" w:type="dxa"/>
+        <w:tblW w:w="9209" w:type="dxa"/>
         <w:tblLayout w:type="fixed"/>
         <w:tblCellMar>
           <w:top w:w="30" w:type="dxa"/>
@@ -2382,7 +2150,7 @@
         <w:gridCol w:w="1051"/>
         <w:gridCol w:w="1049"/>
         <w:gridCol w:w="1051"/>
-        <w:gridCol w:w="1028"/>
+        <w:gridCol w:w="1259"/>
       </w:tblGrid>
       <w:tr>
         <w:trPr>
@@ -2416,8 +2184,29 @@
                 <w:sz w:val="16"/>
                 <w:szCs w:val="16"/>
               </w:rPr>
-              <w:t>En</w:t>
-            </w:r>
+              <w:t>Ensemble</w:t>
+            </w:r>
+          </w:p>
+        </w:tc>
+        <w:tc>
+          <w:tcPr>
+            <w:tcW w:w="1049" w:type="dxa"/>
+            <w:tcBorders>
+              <w:top w:val="single" w:sz="4" w:space="0" w:color="BFBFBF"/>
+              <w:left w:val="single" w:sz="4" w:space="0" w:color="BFBFBF"/>
+              <w:bottom w:val="single" w:sz="4" w:space="0" w:color="BFBFBF"/>
+              <w:right w:val="single" w:sz="4" w:space="0" w:color="BFBFBF"/>
+            </w:tcBorders>
+            <w:shd w:val="clear" w:color="auto" w:fill="1F4E79"/>
+          </w:tcPr>
+          <w:p>
+            <w:pPr>
+              <w:spacing w:line="230" w:lineRule="auto"/>
+              <w:jc w:val="center"/>
+              <w:rPr>
+                <w:rFonts w:asciiTheme="minorHAnsi" w:hAnsiTheme="minorHAnsi" w:cstheme="minorHAnsi"/>
+              </w:rPr>
+            </w:pPr>
             <w:r>
               <w:rPr>
                 <w:rFonts w:asciiTheme="minorHAnsi" w:hAnsiTheme="minorHAnsi" w:cstheme="minorHAnsi"/>
@@ -2427,13 +2216,13 @@
                 <w:sz w:val="16"/>
                 <w:szCs w:val="16"/>
               </w:rPr>
-              <w:t>semble</w:t>
-            </w:r>
-          </w:p>
-        </w:tc>
-        <w:tc>
-          <w:tcPr>
-            <w:tcW w:w="1049" w:type="dxa"/>
+              <w:t>Valide</w:t>
+            </w:r>
+          </w:p>
+        </w:tc>
+        <w:tc>
+          <w:tcPr>
+            <w:tcW w:w="1051" w:type="dxa"/>
             <w:tcBorders>
               <w:top w:val="single" w:sz="4" w:space="0" w:color="BFBFBF"/>
               <w:left w:val="single" w:sz="4" w:space="0" w:color="BFBFBF"/>
@@ -2450,6 +2239,7 @@
                 <w:rFonts w:asciiTheme="minorHAnsi" w:hAnsiTheme="minorHAnsi" w:cstheme="minorHAnsi"/>
               </w:rPr>
             </w:pPr>
+            <w:proofErr w:type="spellStart"/>
             <w:r>
               <w:rPr>
                 <w:rFonts w:asciiTheme="minorHAnsi" w:hAnsiTheme="minorHAnsi" w:cstheme="minorHAnsi"/>
@@ -2459,30 +2249,9 @@
                 <w:sz w:val="16"/>
                 <w:szCs w:val="16"/>
               </w:rPr>
-              <w:t>Valide</w:t>
-            </w:r>
-          </w:p>
-        </w:tc>
-        <w:tc>
-          <w:tcPr>
-            <w:tcW w:w="1051" w:type="dxa"/>
-            <w:tcBorders>
-              <w:top w:val="single" w:sz="4" w:space="0" w:color="BFBFBF"/>
-              <w:left w:val="single" w:sz="4" w:space="0" w:color="BFBFBF"/>
-              <w:bottom w:val="single" w:sz="4" w:space="0" w:color="BFBFBF"/>
-              <w:right w:val="single" w:sz="4" w:space="0" w:color="BFBFBF"/>
-            </w:tcBorders>
-            <w:shd w:val="clear" w:color="auto" w:fill="1F4E79"/>
-          </w:tcPr>
-          <w:p>
-            <w:pPr>
-              <w:spacing w:line="230" w:lineRule="auto"/>
-              <w:jc w:val="center"/>
-              <w:rPr>
-                <w:rFonts w:asciiTheme="minorHAnsi" w:hAnsiTheme="minorHAnsi" w:cstheme="minorHAnsi"/>
-              </w:rPr>
-            </w:pPr>
-            <w:proofErr w:type="spellStart"/>
+              <w:t>Explor</w:t>
+            </w:r>
+            <w:proofErr w:type="spellEnd"/>
             <w:r>
               <w:rPr>
                 <w:rFonts w:asciiTheme="minorHAnsi" w:hAnsiTheme="minorHAnsi" w:cstheme="minorHAnsi"/>
@@ -2492,9 +2261,29 @@
                 <w:sz w:val="16"/>
                 <w:szCs w:val="16"/>
               </w:rPr>
-              <w:t>Explor</w:t>
-            </w:r>
-            <w:proofErr w:type="spellEnd"/>
+              <w:t>.</w:t>
+            </w:r>
+          </w:p>
+        </w:tc>
+        <w:tc>
+          <w:tcPr>
+            <w:tcW w:w="1049" w:type="dxa"/>
+            <w:tcBorders>
+              <w:top w:val="single" w:sz="4" w:space="0" w:color="BFBFBF"/>
+              <w:left w:val="single" w:sz="4" w:space="0" w:color="BFBFBF"/>
+              <w:bottom w:val="single" w:sz="4" w:space="0" w:color="BFBFBF"/>
+              <w:right w:val="single" w:sz="4" w:space="0" w:color="BFBFBF"/>
+            </w:tcBorders>
+            <w:shd w:val="clear" w:color="auto" w:fill="1F4E79"/>
+          </w:tcPr>
+          <w:p>
+            <w:pPr>
+              <w:spacing w:line="230" w:lineRule="auto"/>
+              <w:jc w:val="center"/>
+              <w:rPr>
+                <w:rFonts w:asciiTheme="minorHAnsi" w:hAnsiTheme="minorHAnsi" w:cstheme="minorHAnsi"/>
+              </w:rPr>
+            </w:pPr>
             <w:r>
               <w:rPr>
                 <w:rFonts w:asciiTheme="minorHAnsi" w:hAnsiTheme="minorHAnsi" w:cstheme="minorHAnsi"/>
@@ -2504,13 +2293,13 @@
                 <w:sz w:val="16"/>
                 <w:szCs w:val="16"/>
               </w:rPr>
-              <w:t>.</w:t>
-            </w:r>
-          </w:p>
-        </w:tc>
-        <w:tc>
-          <w:tcPr>
-            <w:tcW w:w="1049" w:type="dxa"/>
+              <w:t>Invalide</w:t>
+            </w:r>
+          </w:p>
+        </w:tc>
+        <w:tc>
+          <w:tcPr>
+            <w:tcW w:w="1051" w:type="dxa"/>
             <w:tcBorders>
               <w:top w:val="single" w:sz="4" w:space="0" w:color="BFBFBF"/>
               <w:left w:val="single" w:sz="4" w:space="0" w:color="BFBFBF"/>
@@ -2527,6 +2316,7 @@
                 <w:rFonts w:asciiTheme="minorHAnsi" w:hAnsiTheme="minorHAnsi" w:cstheme="minorHAnsi"/>
               </w:rPr>
             </w:pPr>
+            <w:proofErr w:type="spellStart"/>
             <w:r>
               <w:rPr>
                 <w:rFonts w:asciiTheme="minorHAnsi" w:hAnsiTheme="minorHAnsi" w:cstheme="minorHAnsi"/>
@@ -2536,30 +2326,9 @@
                 <w:sz w:val="16"/>
                 <w:szCs w:val="16"/>
               </w:rPr>
-              <w:t>Invalide</w:t>
-            </w:r>
-          </w:p>
-        </w:tc>
-        <w:tc>
-          <w:tcPr>
-            <w:tcW w:w="1051" w:type="dxa"/>
-            <w:tcBorders>
-              <w:top w:val="single" w:sz="4" w:space="0" w:color="BFBFBF"/>
-              <w:left w:val="single" w:sz="4" w:space="0" w:color="BFBFBF"/>
-              <w:bottom w:val="single" w:sz="4" w:space="0" w:color="BFBFBF"/>
-              <w:right w:val="single" w:sz="4" w:space="0" w:color="BFBFBF"/>
-            </w:tcBorders>
-            <w:shd w:val="clear" w:color="auto" w:fill="1F4E79"/>
-          </w:tcPr>
-          <w:p>
-            <w:pPr>
-              <w:spacing w:line="230" w:lineRule="auto"/>
-              <w:jc w:val="center"/>
-              <w:rPr>
-                <w:rFonts w:asciiTheme="minorHAnsi" w:hAnsiTheme="minorHAnsi" w:cstheme="minorHAnsi"/>
-              </w:rPr>
-            </w:pPr>
-            <w:proofErr w:type="spellStart"/>
+              <w:t>Incohér</w:t>
+            </w:r>
+            <w:proofErr w:type="spellEnd"/>
             <w:r>
               <w:rPr>
                 <w:rFonts w:asciiTheme="minorHAnsi" w:hAnsiTheme="minorHAnsi" w:cstheme="minorHAnsi"/>
@@ -2569,9 +2338,29 @@
                 <w:sz w:val="16"/>
                 <w:szCs w:val="16"/>
               </w:rPr>
-              <w:t>Incohér</w:t>
-            </w:r>
-            <w:proofErr w:type="spellEnd"/>
+              <w:t>.</w:t>
+            </w:r>
+          </w:p>
+        </w:tc>
+        <w:tc>
+          <w:tcPr>
+            <w:tcW w:w="1049" w:type="dxa"/>
+            <w:tcBorders>
+              <w:top w:val="single" w:sz="4" w:space="0" w:color="BFBFBF"/>
+              <w:left w:val="single" w:sz="4" w:space="0" w:color="BFBFBF"/>
+              <w:bottom w:val="single" w:sz="4" w:space="0" w:color="BFBFBF"/>
+              <w:right w:val="single" w:sz="4" w:space="0" w:color="BFBFBF"/>
+            </w:tcBorders>
+            <w:shd w:val="clear" w:color="auto" w:fill="1F4E79"/>
+          </w:tcPr>
+          <w:p>
+            <w:pPr>
+              <w:spacing w:line="230" w:lineRule="auto"/>
+              <w:jc w:val="center"/>
+              <w:rPr>
+                <w:rFonts w:asciiTheme="minorHAnsi" w:hAnsiTheme="minorHAnsi" w:cstheme="minorHAnsi"/>
+              </w:rPr>
+            </w:pPr>
             <w:r>
               <w:rPr>
                 <w:rFonts w:asciiTheme="minorHAnsi" w:hAnsiTheme="minorHAnsi" w:cstheme="minorHAnsi"/>
@@ -2581,13 +2370,13 @@
                 <w:sz w:val="16"/>
                 <w:szCs w:val="16"/>
               </w:rPr>
-              <w:t>.</w:t>
-            </w:r>
-          </w:p>
-        </w:tc>
-        <w:tc>
-          <w:tcPr>
-            <w:tcW w:w="1049" w:type="dxa"/>
+              <w:t>Fin</w:t>
+            </w:r>
+          </w:p>
+        </w:tc>
+        <w:tc>
+          <w:tcPr>
+            <w:tcW w:w="1051" w:type="dxa"/>
             <w:tcBorders>
               <w:top w:val="single" w:sz="4" w:space="0" w:color="BFBFBF"/>
               <w:left w:val="single" w:sz="4" w:space="0" w:color="BFBFBF"/>
@@ -2613,45 +2402,13 @@
                 <w:sz w:val="16"/>
                 <w:szCs w:val="16"/>
               </w:rPr>
-              <w:t>Fin</w:t>
-            </w:r>
-          </w:p>
-        </w:tc>
-        <w:tc>
-          <w:tcPr>
-            <w:tcW w:w="1051" w:type="dxa"/>
-            <w:tcBorders>
-              <w:top w:val="single" w:sz="4" w:space="0" w:color="BFBFBF"/>
-              <w:left w:val="single" w:sz="4" w:space="0" w:color="BFBFBF"/>
-              <w:bottom w:val="single" w:sz="4" w:space="0" w:color="BFBFBF"/>
-              <w:right w:val="single" w:sz="4" w:space="0" w:color="BFBFBF"/>
-            </w:tcBorders>
-            <w:shd w:val="clear" w:color="auto" w:fill="1F4E79"/>
-          </w:tcPr>
-          <w:p>
-            <w:pPr>
-              <w:spacing w:line="230" w:lineRule="auto"/>
-              <w:jc w:val="center"/>
-              <w:rPr>
-                <w:rFonts w:asciiTheme="minorHAnsi" w:hAnsiTheme="minorHAnsi" w:cstheme="minorHAnsi"/>
-              </w:rPr>
-            </w:pPr>
-            <w:r>
-              <w:rPr>
-                <w:rFonts w:asciiTheme="minorHAnsi" w:hAnsiTheme="minorHAnsi" w:cstheme="minorHAnsi"/>
-                <w:b/>
-                <w:bCs/>
-                <w:color w:val="FFFFFF"/>
-                <w:sz w:val="16"/>
-                <w:szCs w:val="16"/>
-              </w:rPr>
               <w:t>Ambiguë</w:t>
             </w:r>
           </w:p>
         </w:tc>
         <w:tc>
           <w:tcPr>
-            <w:tcW w:w="1028" w:type="dxa"/>
+            <w:tcW w:w="1259" w:type="dxa"/>
             <w:tcBorders>
               <w:top w:val="single" w:sz="4" w:space="0" w:color="BFBFBF"/>
               <w:left w:val="single" w:sz="4" w:space="0" w:color="BFBFBF"/>
@@ -2735,7 +2492,23 @@
                 <w:sz w:val="16"/>
                 <w:szCs w:val="16"/>
               </w:rPr>
-              <w:t>Train (294)</w:t>
+              <w:t>Train (</w:t>
+            </w:r>
+            <w:r>
+              <w:rPr>
+                <w:rFonts w:asciiTheme="minorHAnsi" w:hAnsiTheme="minorHAnsi" w:cstheme="minorHAnsi"/>
+                <w:sz w:val="16"/>
+                <w:szCs w:val="16"/>
+              </w:rPr>
+              <w:t>311</w:t>
+            </w:r>
+            <w:r>
+              <w:rPr>
+                <w:rFonts w:asciiTheme="minorHAnsi" w:hAnsiTheme="minorHAnsi" w:cstheme="minorHAnsi"/>
+                <w:sz w:val="16"/>
+                <w:szCs w:val="16"/>
+              </w:rPr>
+              <w:t>)</w:t>
             </w:r>
           </w:p>
         </w:tc>
@@ -2847,7 +2620,7 @@
                 <w:sz w:val="16"/>
                 <w:szCs w:val="16"/>
               </w:rPr>
-              <w:t>38</w:t>
+              <w:t>43</w:t>
             </w:r>
           </w:p>
         </w:tc>
@@ -2875,7 +2648,15 @@
                 <w:sz w:val="16"/>
                 <w:szCs w:val="16"/>
               </w:rPr>
-              <w:t>22</w:t>
+              <w:t>2</w:t>
+            </w:r>
+            <w:r>
+              <w:rPr>
+                <w:rFonts w:asciiTheme="minorHAnsi" w:hAnsiTheme="minorHAnsi" w:cstheme="minorHAnsi"/>
+                <w:sz w:val="16"/>
+                <w:szCs w:val="16"/>
+              </w:rPr>
+              <w:t>5</w:t>
             </w:r>
           </w:p>
         </w:tc>
@@ -2903,13 +2684,21 @@
                 <w:sz w:val="16"/>
                 <w:szCs w:val="16"/>
               </w:rPr>
-              <w:t>21</w:t>
-            </w:r>
-          </w:p>
-        </w:tc>
-        <w:tc>
-          <w:tcPr>
-            <w:tcW w:w="1028" w:type="dxa"/>
+              <w:t>2</w:t>
+            </w:r>
+            <w:r>
+              <w:rPr>
+                <w:rFonts w:asciiTheme="minorHAnsi" w:hAnsiTheme="minorHAnsi" w:cstheme="minorHAnsi"/>
+                <w:sz w:val="16"/>
+                <w:szCs w:val="16"/>
+              </w:rPr>
+              <w:t>2</w:t>
+            </w:r>
+          </w:p>
+        </w:tc>
+        <w:tc>
+          <w:tcPr>
+            <w:tcW w:w="1259" w:type="dxa"/>
             <w:tcBorders>
               <w:top w:val="single" w:sz="4" w:space="0" w:color="BFBFBF"/>
               <w:left w:val="single" w:sz="4" w:space="0" w:color="BFBFBF"/>
@@ -2931,7 +2720,15 @@
                 <w:sz w:val="16"/>
                 <w:szCs w:val="16"/>
               </w:rPr>
-              <w:t>7 / 5</w:t>
+              <w:t>15</w:t>
+            </w:r>
+            <w:r>
+              <w:rPr>
+                <w:rFonts w:asciiTheme="minorHAnsi" w:hAnsiTheme="minorHAnsi" w:cstheme="minorHAnsi"/>
+                <w:sz w:val="16"/>
+                <w:szCs w:val="16"/>
+              </w:rPr>
+              <w:t xml:space="preserve"> / 5</w:t>
             </w:r>
           </w:p>
         </w:tc>
@@ -2963,7 +2760,23 @@
                 <w:sz w:val="16"/>
                 <w:szCs w:val="16"/>
               </w:rPr>
-              <w:t>Validation (42)</w:t>
+              <w:t>Validation (4</w:t>
+            </w:r>
+            <w:r>
+              <w:rPr>
+                <w:rFonts w:asciiTheme="minorHAnsi" w:hAnsiTheme="minorHAnsi" w:cstheme="minorHAnsi"/>
+                <w:sz w:val="16"/>
+                <w:szCs w:val="16"/>
+              </w:rPr>
+              <w:t>5</w:t>
+            </w:r>
+            <w:r>
+              <w:rPr>
+                <w:rFonts w:asciiTheme="minorHAnsi" w:hAnsiTheme="minorHAnsi" w:cstheme="minorHAnsi"/>
+                <w:sz w:val="16"/>
+                <w:szCs w:val="16"/>
+              </w:rPr>
+              <w:t>)</w:t>
             </w:r>
           </w:p>
         </w:tc>
@@ -2991,7 +2804,15 @@
                 <w:sz w:val="16"/>
                 <w:szCs w:val="16"/>
               </w:rPr>
-              <w:t>15</w:t>
+              <w:t>1</w:t>
+            </w:r>
+            <w:r>
+              <w:rPr>
+                <w:rFonts w:asciiTheme="minorHAnsi" w:hAnsiTheme="minorHAnsi" w:cstheme="minorHAnsi"/>
+                <w:sz w:val="16"/>
+                <w:szCs w:val="16"/>
+              </w:rPr>
+              <w:t>6</w:t>
             </w:r>
           </w:p>
         </w:tc>
@@ -3047,7 +2868,7 @@
                 <w:sz w:val="16"/>
                 <w:szCs w:val="16"/>
               </w:rPr>
-              <w:t>7</w:t>
+              <w:t>6</w:t>
             </w:r>
           </w:p>
         </w:tc>
@@ -3075,7 +2896,7 @@
                 <w:sz w:val="16"/>
                 <w:szCs w:val="16"/>
               </w:rPr>
-              <w:t>5</w:t>
+              <w:t>6</w:t>
             </w:r>
           </w:p>
         </w:tc>
@@ -3103,13 +2924,41 @@
                 <w:sz w:val="16"/>
                 <w:szCs w:val="16"/>
               </w:rPr>
+              <w:t>4</w:t>
+            </w:r>
+          </w:p>
+        </w:tc>
+        <w:tc>
+          <w:tcPr>
+            <w:tcW w:w="1051" w:type="dxa"/>
+            <w:tcBorders>
+              <w:top w:val="single" w:sz="4" w:space="0" w:color="BFBFBF"/>
+              <w:left w:val="single" w:sz="4" w:space="0" w:color="BFBFBF"/>
+              <w:bottom w:val="single" w:sz="4" w:space="0" w:color="BFBFBF"/>
+              <w:right w:val="single" w:sz="4" w:space="0" w:color="BFBFBF"/>
+            </w:tcBorders>
+          </w:tcPr>
+          <w:p>
+            <w:pPr>
+              <w:spacing w:line="230" w:lineRule="auto"/>
+              <w:jc w:val="center"/>
+              <w:rPr>
+                <w:rFonts w:asciiTheme="minorHAnsi" w:hAnsiTheme="minorHAnsi" w:cstheme="minorHAnsi"/>
+              </w:rPr>
+            </w:pPr>
+            <w:r>
+              <w:rPr>
+                <w:rFonts w:asciiTheme="minorHAnsi" w:hAnsiTheme="minorHAnsi" w:cstheme="minorHAnsi"/>
+                <w:sz w:val="16"/>
+                <w:szCs w:val="16"/>
+              </w:rPr>
               <w:t>3</w:t>
             </w:r>
           </w:p>
         </w:tc>
         <w:tc>
           <w:tcPr>
-            <w:tcW w:w="1051" w:type="dxa"/>
+            <w:tcW w:w="1259" w:type="dxa"/>
             <w:tcBorders>
               <w:top w:val="single" w:sz="4" w:space="0" w:color="BFBFBF"/>
               <w:left w:val="single" w:sz="4" w:space="0" w:color="BFBFBF"/>
@@ -3131,35 +2980,15 @@
                 <w:sz w:val="16"/>
                 <w:szCs w:val="16"/>
               </w:rPr>
-              <w:t>3</w:t>
-            </w:r>
-          </w:p>
-        </w:tc>
-        <w:tc>
-          <w:tcPr>
-            <w:tcW w:w="1028" w:type="dxa"/>
-            <w:tcBorders>
-              <w:top w:val="single" w:sz="4" w:space="0" w:color="BFBFBF"/>
-              <w:left w:val="single" w:sz="4" w:space="0" w:color="BFBFBF"/>
-              <w:bottom w:val="single" w:sz="4" w:space="0" w:color="BFBFBF"/>
-              <w:right w:val="single" w:sz="4" w:space="0" w:color="BFBFBF"/>
-            </w:tcBorders>
-          </w:tcPr>
-          <w:p>
-            <w:pPr>
-              <w:spacing w:line="230" w:lineRule="auto"/>
-              <w:jc w:val="center"/>
-              <w:rPr>
-                <w:rFonts w:asciiTheme="minorHAnsi" w:hAnsiTheme="minorHAnsi" w:cstheme="minorHAnsi"/>
-              </w:rPr>
-            </w:pPr>
-            <w:r>
-              <w:rPr>
-                <w:rFonts w:asciiTheme="minorHAnsi" w:hAnsiTheme="minorHAnsi" w:cstheme="minorHAnsi"/>
-                <w:sz w:val="16"/>
-                <w:szCs w:val="16"/>
-              </w:rPr>
-              <w:t>1 / 1</w:t>
+              <w:t>2</w:t>
+            </w:r>
+            <w:r>
+              <w:rPr>
+                <w:rFonts w:asciiTheme="minorHAnsi" w:hAnsiTheme="minorHAnsi" w:cstheme="minorHAnsi"/>
+                <w:sz w:val="16"/>
+                <w:szCs w:val="16"/>
+              </w:rPr>
+              <w:t xml:space="preserve"> / 1</w:t>
             </w:r>
           </w:p>
         </w:tc>
@@ -3191,7 +3020,23 @@
                 <w:sz w:val="16"/>
                 <w:szCs w:val="16"/>
               </w:rPr>
-              <w:t>Test (84)</w:t>
+              <w:t>Test (8</w:t>
+            </w:r>
+            <w:r>
+              <w:rPr>
+                <w:rFonts w:asciiTheme="minorHAnsi" w:hAnsiTheme="minorHAnsi" w:cstheme="minorHAnsi"/>
+                <w:sz w:val="16"/>
+                <w:szCs w:val="16"/>
+              </w:rPr>
+              <w:t>9</w:t>
+            </w:r>
+            <w:r>
+              <w:rPr>
+                <w:rFonts w:asciiTheme="minorHAnsi" w:hAnsiTheme="minorHAnsi" w:cstheme="minorHAnsi"/>
+                <w:sz w:val="16"/>
+                <w:szCs w:val="16"/>
+              </w:rPr>
+              <w:t>)</w:t>
             </w:r>
           </w:p>
         </w:tc>
@@ -3303,7 +3148,15 @@
                 <w:sz w:val="16"/>
                 <w:szCs w:val="16"/>
               </w:rPr>
-              <w:t>11</w:t>
+              <w:t>1</w:t>
+            </w:r>
+            <w:r>
+              <w:rPr>
+                <w:rFonts w:asciiTheme="minorHAnsi" w:hAnsiTheme="minorHAnsi" w:cstheme="minorHAnsi"/>
+                <w:sz w:val="16"/>
+                <w:szCs w:val="16"/>
+              </w:rPr>
+              <w:t>3</w:t>
             </w:r>
           </w:p>
         </w:tc>
@@ -3331,13 +3184,41 @@
                 <w:sz w:val="16"/>
                 <w:szCs w:val="16"/>
               </w:rPr>
+              <w:t>7</w:t>
+            </w:r>
+          </w:p>
+        </w:tc>
+        <w:tc>
+          <w:tcPr>
+            <w:tcW w:w="1051" w:type="dxa"/>
+            <w:tcBorders>
+              <w:top w:val="single" w:sz="4" w:space="0" w:color="BFBFBF"/>
+              <w:left w:val="single" w:sz="4" w:space="0" w:color="BFBFBF"/>
+              <w:bottom w:val="single" w:sz="4" w:space="0" w:color="BFBFBF"/>
+              <w:right w:val="single" w:sz="4" w:space="0" w:color="BFBFBF"/>
+            </w:tcBorders>
+          </w:tcPr>
+          <w:p>
+            <w:pPr>
+              <w:spacing w:line="230" w:lineRule="auto"/>
+              <w:jc w:val="center"/>
+              <w:rPr>
+                <w:rFonts w:asciiTheme="minorHAnsi" w:hAnsiTheme="minorHAnsi" w:cstheme="minorHAnsi"/>
+              </w:rPr>
+            </w:pPr>
+            <w:r>
+              <w:rPr>
+                <w:rFonts w:asciiTheme="minorHAnsi" w:hAnsiTheme="minorHAnsi" w:cstheme="minorHAnsi"/>
+                <w:sz w:val="16"/>
+                <w:szCs w:val="16"/>
+              </w:rPr>
               <w:t>6</w:t>
             </w:r>
           </w:p>
         </w:tc>
         <w:tc>
           <w:tcPr>
-            <w:tcW w:w="1051" w:type="dxa"/>
+            <w:tcW w:w="1259" w:type="dxa"/>
             <w:tcBorders>
               <w:top w:val="single" w:sz="4" w:space="0" w:color="BFBFBF"/>
               <w:left w:val="single" w:sz="4" w:space="0" w:color="BFBFBF"/>
@@ -3359,35 +3240,15 @@
                 <w:sz w:val="16"/>
                 <w:szCs w:val="16"/>
               </w:rPr>
-              <w:t>6</w:t>
-            </w:r>
-          </w:p>
-        </w:tc>
-        <w:tc>
-          <w:tcPr>
-            <w:tcW w:w="1028" w:type="dxa"/>
-            <w:tcBorders>
-              <w:top w:val="single" w:sz="4" w:space="0" w:color="BFBFBF"/>
-              <w:left w:val="single" w:sz="4" w:space="0" w:color="BFBFBF"/>
-              <w:bottom w:val="single" w:sz="4" w:space="0" w:color="BFBFBF"/>
-              <w:right w:val="single" w:sz="4" w:space="0" w:color="BFBFBF"/>
-            </w:tcBorders>
-          </w:tcPr>
-          <w:p>
-            <w:pPr>
-              <w:spacing w:line="230" w:lineRule="auto"/>
-              <w:jc w:val="center"/>
-              <w:rPr>
-                <w:rFonts w:asciiTheme="minorHAnsi" w:hAnsiTheme="minorHAnsi" w:cstheme="minorHAnsi"/>
-              </w:rPr>
-            </w:pPr>
-            <w:r>
-              <w:rPr>
-                <w:rFonts w:asciiTheme="minorHAnsi" w:hAnsiTheme="minorHAnsi" w:cstheme="minorHAnsi"/>
-                <w:sz w:val="16"/>
-                <w:szCs w:val="16"/>
-              </w:rPr>
-              <w:t>2 / 2</w:t>
+              <w:t>3</w:t>
+            </w:r>
+            <w:r>
+              <w:rPr>
+                <w:rFonts w:asciiTheme="minorHAnsi" w:hAnsiTheme="minorHAnsi" w:cstheme="minorHAnsi"/>
+                <w:sz w:val="16"/>
+                <w:szCs w:val="16"/>
+              </w:rPr>
+              <w:t xml:space="preserve"> / 2</w:t>
             </w:r>
           </w:p>
         </w:tc>
@@ -3433,13 +3294,33 @@
         <w:rPr>
           <w:rFonts w:asciiTheme="minorHAnsi" w:hAnsiTheme="minorHAnsi" w:cstheme="minorHAnsi"/>
         </w:rPr>
-        <w:t xml:space="preserve"> La première version (392 dialogues) mélangeait 50 prompts système différents, quatre formats de choix (« Choix A : », « </w:t>
+        <w:t xml:space="preserve"> </w:t>
+      </w:r>
+      <w:r>
+        <w:rPr>
+          <w:rFonts w:asciiTheme="minorHAnsi" w:hAnsiTheme="minorHAnsi" w:cstheme="minorHAnsi"/>
+        </w:rPr>
+        <w:t xml:space="preserve">La première version (392 dialogues) mélangeait 50 </w:t>
       </w:r>
       <w:proofErr w:type="gramStart"/>
       <w:r>
         <w:rPr>
           <w:rFonts w:asciiTheme="minorHAnsi" w:hAnsiTheme="minorHAnsi" w:cstheme="minorHAnsi"/>
         </w:rPr>
+        <w:t>prompts système différents</w:t>
+      </w:r>
+      <w:proofErr w:type="gramEnd"/>
+      <w:r>
+        <w:rPr>
+          <w:rFonts w:asciiTheme="minorHAnsi" w:hAnsiTheme="minorHAnsi" w:cstheme="minorHAnsi"/>
+        </w:rPr>
+        <w:t xml:space="preserve">, quatre formats de choix (« Choix A : », « </w:t>
+      </w:r>
+      <w:proofErr w:type="gramStart"/>
+      <w:r>
+        <w:rPr>
+          <w:rFonts w:asciiTheme="minorHAnsi" w:hAnsiTheme="minorHAnsi" w:cstheme="minorHAnsi"/>
+        </w:rPr>
         <w:t>A:</w:t>
       </w:r>
       <w:proofErr w:type="gramEnd"/>
@@ -3447,19 +3328,7 @@
         <w:rPr>
           <w:rFonts w:asciiTheme="minorHAnsi" w:hAnsiTheme="minorHAnsi" w:cstheme="minorHAnsi"/>
         </w:rPr>
-        <w:t xml:space="preserve"> », « A) », « Choix 1 : »), des étiquettes hétérogènes (44 variantes, dont des fautes) et des métadonnées placées dans la liste des m</w:t>
-      </w:r>
-      <w:r>
-        <w:rPr>
-          <w:rFonts w:asciiTheme="minorHAnsi" w:hAnsiTheme="minorHAnsi" w:cstheme="minorHAnsi"/>
-        </w:rPr>
-        <w:t>essages. Nous avons unifié le prompt système, imposé le format « A) », ramené les étiquettes aux huit types, supprimé les entrées mal formées et ajouté des exemples sous-représentés (actions ambiguës et incohérentes, fins). Nous avons aussi vérifié à la ma</w:t>
-      </w:r>
-      <w:r>
-        <w:rPr>
-          <w:rFonts w:asciiTheme="minorHAnsi" w:hAnsiTheme="minorHAnsi" w:cstheme="minorHAnsi"/>
-        </w:rPr>
-        <w:t>in la cohérence des réponses et l'absence de données personnelles.</w:t>
+        <w:t xml:space="preserve"> », « A) », « Choix 1 : »), des étiquettes hétérogènes (44 variantes, dont des fautes) et des métadonnées placées dans la liste des messages. Nous avons unifié le prompt système, imposé le format « A) », ramené les étiquettes aux huit types, supprimé les entrées mal formées et ajouté des exemples sous-représentés (actions ambiguës et incohérentes, fins). Nous avons aussi vérifié à la main la cohérence des réponses et l'absence de données personnelles.</w:t>
       </w:r>
     </w:p>
     <w:p>
@@ -3563,13 +3432,7 @@
         <w:rPr>
           <w:rFonts w:asciiTheme="minorHAnsi" w:hAnsiTheme="minorHAnsi" w:cstheme="minorHAnsi"/>
         </w:rPr>
-        <w:t>Weigh</w:t>
-      </w:r>
-      <w:r>
-        <w:rPr>
-          <w:rFonts w:asciiTheme="minorHAnsi" w:hAnsiTheme="minorHAnsi" w:cstheme="minorHAnsi"/>
-        </w:rPr>
-        <w:t>ts</w:t>
+        <w:t>Weights</w:t>
       </w:r>
       <w:proofErr w:type="spellEnd"/>
       <w:r>
@@ -3714,27 +3577,7 @@
         <w:rPr>
           <w:rFonts w:asciiTheme="minorHAnsi" w:hAnsiTheme="minorHAnsi" w:cstheme="minorHAnsi"/>
         </w:rPr>
-        <w:t xml:space="preserve"> ; les versions v2 et v3 ont été </w:t>
-      </w:r>
-      <w:proofErr w:type="spellStart"/>
-      <w:r>
-        <w:rPr>
-          <w:rFonts w:asciiTheme="minorHAnsi" w:hAnsiTheme="minorHAnsi" w:cstheme="minorHAnsi"/>
-        </w:rPr>
-        <w:t>réentraînées</w:t>
-      </w:r>
-      <w:proofErr w:type="spellEnd"/>
-      <w:r>
-        <w:rPr>
-          <w:rFonts w:asciiTheme="minorHAnsi" w:hAnsiTheme="minorHAnsi" w:cstheme="minorHAnsi"/>
-        </w:rPr>
-        <w:t xml:space="preserve"> sur les données nettoyé</w:t>
-      </w:r>
-      <w:r>
-        <w:rPr>
-          <w:rFonts w:asciiTheme="minorHAnsi" w:hAnsiTheme="minorHAnsi" w:cstheme="minorHAnsi"/>
-        </w:rPr>
-        <w:t>es. Les adaptateurs r = 16 étaient trop lourds pour être versionnés.</w:t>
+        <w:t xml:space="preserve"> ; les versions v2 et v3 ont été réentraînées sur les données nettoyées. Les adaptateurs r = 16 étaient trop lourds pour être versionnés.</w:t>
       </w:r>
     </w:p>
     <w:tbl>
@@ -4423,15 +4266,6 @@
               </w:rPr>
               <w:t xml:space="preserve"> </w:t>
             </w:r>
-            <w:r>
-              <w:rPr>
-                <w:rFonts w:asciiTheme="minorHAnsi" w:hAnsiTheme="minorHAnsi" w:cstheme="minorHAnsi"/>
-                <w:sz w:val="16"/>
-                <w:szCs w:val="16"/>
-                <w:highlight w:val="yellow"/>
-              </w:rPr>
-              <w:t>[à vérifier]</w:t>
-            </w:r>
           </w:p>
         </w:tc>
         <w:tc>
@@ -4507,18 +4341,7 @@
           <w:sz w:val="16"/>
           <w:szCs w:val="16"/>
         </w:rPr>
-        <w:t xml:space="preserve">Tableau 3 — Hyperparamètres de </w:t>
-      </w:r>
-      <w:r>
-        <w:rPr>
-          <w:rFonts w:asciiTheme="minorHAnsi" w:hAnsiTheme="minorHAnsi" w:cstheme="minorHAnsi"/>
-          <w:i/>
-          <w:iCs/>
-          <w:color w:val="404040"/>
-          <w:sz w:val="16"/>
-          <w:szCs w:val="16"/>
-        </w:rPr>
-        <w:t>l'adaptateur retenu (adapter_r8_lr2e-4v3).</w:t>
+        <w:t>Tableau 3 — Hyperparamètres de l'adaptateur retenu (adapter_r8_lr2e-4v3).</w:t>
       </w:r>
     </w:p>
     <w:p>
@@ -4556,13 +4379,7 @@
         <w:rPr>
           <w:rFonts w:asciiTheme="minorHAnsi" w:hAnsiTheme="minorHAnsi" w:cstheme="minorHAnsi"/>
         </w:rPr>
-        <w:t xml:space="preserve"> puis remonte à 0,672 (époque 3) (figure 1). Cet écart c</w:t>
-      </w:r>
-      <w:r>
-        <w:rPr>
-          <w:rFonts w:asciiTheme="minorHAnsi" w:hAnsiTheme="minorHAnsi" w:cstheme="minorHAnsi"/>
-        </w:rPr>
-        <w:t>roissant marque le début du sur-apprentissage, que nous avons aussi constaté en prolongeant l'entraînement : au-delà de deux époques, la perte de validation ne fait qu'augmenter.</w:t>
+        <w:t xml:space="preserve"> puis remonte à 0,672 (époque 3) (figure 1). Cet écart croissant marque le début du sur-apprentissage, que nous avons aussi constaté en prolongeant l'entraînement : au-delà de deux époques, la perte de validation ne fait qu'augmenter.</w:t>
       </w:r>
     </w:p>
     <w:p>
@@ -4579,8 +4396,8 @@
           <w:noProof/>
         </w:rPr>
         <w:drawing>
-          <wp:inline distT="0" distB="0" distL="0" distR="0">
-            <wp:extent cx="4476750" cy="1914525"/>
+          <wp:inline distT="0" distB="0" distL="0" distR="0" wp14:anchorId="2B46E005" wp14:editId="0DFED84D">
+            <wp:extent cx="4198620" cy="1795580"/>
             <wp:effectExtent l="0" t="0" r="0" b="0"/>
             <wp:docPr id="1" name="Image1"/>
             <wp:cNvGraphicFramePr>
@@ -4604,7 +4421,7 @@
                   <pic:spPr bwMode="auto">
                     <a:xfrm>
                       <a:off x="0" y="0"/>
-                      <a:ext cx="4476750" cy="1914525"/>
+                      <a:ext cx="4220839" cy="1805082"/>
                     </a:xfrm>
                     <a:prstGeom prst="rect">
                       <a:avLst/>
@@ -4647,8 +4464,9 @@
           <w:sz w:val="16"/>
           <w:szCs w:val="16"/>
         </w:rPr>
-        <w:t>train</w:t>
-      </w:r>
+        <w:t>trainer_</w:t>
+      </w:r>
+      <w:proofErr w:type="gramStart"/>
       <w:r>
         <w:rPr>
           <w:rFonts w:asciiTheme="minorHAnsi" w:hAnsiTheme="minorHAnsi" w:cstheme="minorHAnsi"/>
@@ -4658,9 +4476,10 @@
           <w:sz w:val="16"/>
           <w:szCs w:val="16"/>
         </w:rPr>
-        <w:t>er_</w:t>
-      </w:r>
-      <w:proofErr w:type="gramStart"/>
+        <w:t>state.json</w:t>
+      </w:r>
+      <w:proofErr w:type="spellEnd"/>
+      <w:proofErr w:type="gramEnd"/>
       <w:r>
         <w:rPr>
           <w:rFonts w:asciiTheme="minorHAnsi" w:hAnsiTheme="minorHAnsi" w:cstheme="minorHAnsi"/>
@@ -4670,19 +4489,6 @@
           <w:sz w:val="16"/>
           <w:szCs w:val="16"/>
         </w:rPr>
-        <w:t>state.json</w:t>
-      </w:r>
-      <w:proofErr w:type="spellEnd"/>
-      <w:proofErr w:type="gramEnd"/>
-      <w:r>
-        <w:rPr>
-          <w:rFonts w:asciiTheme="minorHAnsi" w:hAnsiTheme="minorHAnsi" w:cstheme="minorHAnsi"/>
-          <w:i/>
-          <w:iCs/>
-          <w:color w:val="404040"/>
-          <w:sz w:val="16"/>
-          <w:szCs w:val="16"/>
-        </w:rPr>
         <w:t>).</w:t>
       </w:r>
     </w:p>
@@ -4722,13 +4528,7 @@
         <w:rPr>
           <w:rFonts w:asciiTheme="minorHAnsi" w:hAnsiTheme="minorHAnsi" w:cstheme="minorHAnsi"/>
         </w:rPr>
-        <w:t xml:space="preserve">, l'adaptateur sauvegardé </w:t>
-      </w:r>
-      <w:r>
-        <w:rPr>
-          <w:rFonts w:asciiTheme="minorHAnsi" w:hAnsiTheme="minorHAnsi" w:cstheme="minorHAnsi"/>
-        </w:rPr>
-        <w:t>(≈ 37 Mo) est celui de l'</w:t>
+        <w:t>, l'adaptateur sauvegardé (≈ 37 Mo) est celui de l'</w:t>
       </w:r>
       <w:r>
         <w:rPr>
@@ -4757,7 +4557,6 @@
         <w:rPr>
           <w:rFonts w:asciiTheme="minorHAnsi" w:hAnsiTheme="minorHAnsi" w:cstheme="minorHAnsi"/>
         </w:rPr>
-        <w:lastRenderedPageBreak/>
         <w:t>6. Évaluation du modèle</w:t>
       </w:r>
     </w:p>
@@ -5563,7 +5362,24 @@
           <w:sz w:val="19"/>
           <w:szCs w:val="19"/>
         </w:rPr>
-        <w:t xml:space="preserve">L’évaluation montre une amélioration de la qualité des réponses après le fine-tuning. La moyenne globale passe de 1,67/5 pour Baseline à 2,75/5 pour </w:t>
+        <w:lastRenderedPageBreak/>
+        <w:t>L’évaluation montre une amélioration de la qualité des réponses après le fine-tuning</w:t>
+      </w:r>
+      <w:r>
+        <w:rPr>
+          <w:rFonts w:asciiTheme="minorHAnsi" w:hAnsiTheme="minorHAnsi" w:cstheme="minorHAnsi"/>
+          <w:sz w:val="19"/>
+          <w:szCs w:val="19"/>
+        </w:rPr>
+        <w:t xml:space="preserve"> (voir Annexe B). </w:t>
+      </w:r>
+      <w:r>
+        <w:rPr>
+          <w:rFonts w:asciiTheme="minorHAnsi" w:hAnsiTheme="minorHAnsi" w:cstheme="minorHAnsi"/>
+          <w:sz w:val="19"/>
+          <w:szCs w:val="19"/>
+        </w:rPr>
+        <w:t xml:space="preserve">La moyenne globale passe de 1,67/5 pour Baseline à 2,75/5 pour </w:t>
       </w:r>
       <w:proofErr w:type="spellStart"/>
       <w:r>
@@ -5649,7 +5465,23 @@
           <w:sz w:val="19"/>
           <w:szCs w:val="19"/>
         </w:rPr>
-        <w:t xml:space="preserve">Les résultats montrent que le fine-tuning améliore globalement les performances du modèle. La version </w:t>
+        <w:t>Les résultats</w:t>
+      </w:r>
+      <w:r>
+        <w:rPr>
+          <w:rFonts w:asciiTheme="minorHAnsi" w:hAnsiTheme="minorHAnsi" w:cstheme="minorHAnsi"/>
+          <w:sz w:val="19"/>
+          <w:szCs w:val="19"/>
+        </w:rPr>
+        <w:t xml:space="preserve"> (voir Annexe E)</w:t>
+      </w:r>
+      <w:r>
+        <w:rPr>
+          <w:rFonts w:asciiTheme="minorHAnsi" w:hAnsiTheme="minorHAnsi" w:cstheme="minorHAnsi"/>
+          <w:sz w:val="19"/>
+          <w:szCs w:val="19"/>
+        </w:rPr>
+        <w:t xml:space="preserve"> montrent que le fine-tuning améliore globalement les performances du modèle. La version </w:t>
       </w:r>
       <w:proofErr w:type="spellStart"/>
       <w:r>
@@ -5759,19 +5591,7 @@
         <w:rPr>
           <w:rFonts w:asciiTheme="minorHAnsi" w:hAnsiTheme="minorHAnsi" w:cstheme="minorHAnsi"/>
         </w:rPr>
-        <w:t xml:space="preserve"> Le modèle est petit et nos données sont peu nombreuses et rédigées par nous, donc de style homogène ; certains types sont rares (10 énonciations, 8 débuts). Le modèle adapté invente encore des détails, fait des enchaînements incohérents </w:t>
-      </w:r>
-      <w:r>
-        <w:rPr>
-          <w:rFonts w:asciiTheme="minorHAnsi" w:hAnsiTheme="minorHAnsi" w:cstheme="minorHAnsi"/>
-        </w:rPr>
-        <w:t>et ne conclut pas toujours au 10e tour (1 partie sur 2). Il peut aussi refuser une action raisonnable : avec un adaptateur antérieur, il a refusé une attaque sans avoir proposé de choix. Enfin, l'évaluation automatique, qui impose une sortie JSON, mesure m</w:t>
-      </w:r>
-      <w:r>
-        <w:rPr>
-          <w:rFonts w:asciiTheme="minorHAnsi" w:hAnsiTheme="minorHAnsi" w:cstheme="minorHAnsi"/>
-        </w:rPr>
-        <w:t>al le comportement narratif, et les scénarios ciblés reposent sur peu de cas.</w:t>
+        <w:t xml:space="preserve"> Le modèle est petit et nos données sont peu nombreuses et rédigées par nous, donc de style homogène ; certains types sont rares (10 énonciations, 8 débuts). Le modèle adapté invente encore des détails, fait des enchaînements incohérents et ne conclut pas toujours au 10e tour (1 partie sur 2). Il peut aussi refuser une action raisonnable : avec un adaptateur antérieur, il a refusé une attaque sans avoir proposé de choix. Enfin, l'évaluation automatique, qui impose une sortie JSON, mesure mal le comportement narratif, et les scénarios ciblés reposent sur peu de cas.</w:t>
       </w:r>
     </w:p>
     <w:p>
@@ -5794,19 +5614,7 @@
         <w:rPr>
           <w:rFonts w:asciiTheme="minorHAnsi" w:hAnsiTheme="minorHAnsi" w:cstheme="minorHAnsi"/>
         </w:rPr>
-        <w:t xml:space="preserve"> Nous proposons d'enrichir les données (débuts, fins, énonciations, parties longues) et de relancer l'évaluation directement sur la sortie narrative, avec une notati</w:t>
-      </w:r>
-      <w:r>
-        <w:rPr>
-          <w:rFonts w:asciiTheme="minorHAnsi" w:hAnsiTheme="minorHAnsi" w:cstheme="minorHAnsi"/>
-        </w:rPr>
-        <w:t>on humaine selon la grille du sujet. Pendant l'entraînement, la perte pourrait être calculée uniquement sur les réponses du GM ; à la génération, le format A/B/C pourrait être contrôlé par un post-traitement. Nous pourrions aussi ouvrir le mode « descripti</w:t>
-      </w:r>
-      <w:r>
-        <w:rPr>
-          <w:rFonts w:asciiTheme="minorHAnsi" w:hAnsiTheme="minorHAnsi" w:cstheme="minorHAnsi"/>
-        </w:rPr>
-        <w:t xml:space="preserve">on libre » et d'autres univers (moderne, </w:t>
+        <w:t xml:space="preserve"> Nous proposons d'enrichir les données (débuts, fins, énonciations, parties longues) et de relancer l'évaluation directement sur la sortie narrative, avec une notation humaine selon la grille du sujet. Pendant l'entraînement, la perte pourrait être calculée uniquement sur les réponses du GM ; à la génération, le format A/B/C pourrait être contrôlé par un post-traitement. Nous pourrions aussi ouvrir le mode « description libre » et d'autres univers (moderne, </w:t>
       </w:r>
       <w:proofErr w:type="spellStart"/>
       <w:r>
@@ -6086,15 +5894,7 @@
                 <w:sz w:val="16"/>
                 <w:szCs w:val="16"/>
               </w:rPr>
-              <w:t xml:space="preserve">Choisis toi-même mon aventure, je veux être </w:t>
-            </w:r>
-            <w:r>
-              <w:rPr>
-                <w:rFonts w:asciiTheme="minorHAnsi" w:hAnsiTheme="minorHAnsi" w:cstheme="minorHAnsi"/>
-                <w:sz w:val="16"/>
-                <w:szCs w:val="16"/>
-              </w:rPr>
-              <w:t>surpris.</w:t>
+              <w:t>Choisis toi-même mon aventure, je veux être surpris.</w:t>
             </w:r>
           </w:p>
         </w:tc>
@@ -6172,15 +5972,7 @@
                 <w:sz w:val="16"/>
                 <w:szCs w:val="16"/>
               </w:rPr>
-              <w:t>Vous vous réveillez dans une auberge inconnue avec une étrange marque lumineuse sur votre main. Personne autour de vous ne semble savoir d'où elle vient. Une lettre portant votre nom vous attend sur la table. Que faites-vous ? A) Lire la lett</w:t>
-            </w:r>
-            <w:r>
-              <w:rPr>
-                <w:rFonts w:asciiTheme="minorHAnsi" w:hAnsiTheme="minorHAnsi" w:cstheme="minorHAnsi"/>
-                <w:sz w:val="16"/>
-                <w:szCs w:val="16"/>
-              </w:rPr>
-              <w:t>re posée sur la table. B) Interroger l'aubergiste sur la marque lumineuse. C) Examiner la marque de plus près.</w:t>
+              <w:t>Vous vous réveillez dans une auberge inconnue avec une étrange marque lumineuse sur votre main. Personne autour de vous ne semble savoir d'où elle vient. Une lettre portant votre nom vous attend sur la table. Que faites-vous ? A) Lire la lettre posée sur la table. B) Interroger l'aubergiste sur la marque lumineuse. C) Examiner la marque de plus près.</w:t>
             </w:r>
           </w:p>
         </w:tc>
@@ -6266,15 +6058,7 @@
                 <w:sz w:val="16"/>
                 <w:szCs w:val="16"/>
               </w:rPr>
-              <w:t xml:space="preserve">Un gobelin vous barre le chemin, une dague à la main. Vous pouvez : A) attaquer le gobelin B) tenter de </w:t>
-            </w:r>
-            <w:r>
-              <w:rPr>
-                <w:rFonts w:asciiTheme="minorHAnsi" w:hAnsiTheme="minorHAnsi" w:cstheme="minorHAnsi"/>
-                <w:sz w:val="16"/>
-                <w:szCs w:val="16"/>
-              </w:rPr>
-              <w:t>négocier avec lui C) fuir vers la forêt.</w:t>
+              <w:t>Un gobelin vous barre le chemin, une dague à la main. Vous pouvez : A) attaquer le gobelin B) tenter de négocier avec lui C) fuir vers la forêt.</w:t>
             </w:r>
           </w:p>
         </w:tc>
@@ -6430,15 +6214,7 @@
                 <w:sz w:val="16"/>
                 <w:szCs w:val="16"/>
               </w:rPr>
-              <w:t>Vous dégainez votre épée et vous vous mettez en garde. Le gobelin pousse un cri et se précipite vers vous. Vous pouvez : A) frapper le gobelin B) tenter d</w:t>
-            </w:r>
-            <w:r>
-              <w:rPr>
-                <w:rFonts w:asciiTheme="minorHAnsi" w:hAnsiTheme="minorHAnsi" w:cstheme="minorHAnsi"/>
-                <w:sz w:val="16"/>
-                <w:szCs w:val="16"/>
-              </w:rPr>
-              <w:t>'esquiver son attaque C) reculer vers la forêt.</w:t>
+              <w:t>Vous dégainez votre épée et vous vous mettez en garde. Le gobelin pousse un cri et se précipite vers vous. Vous pouvez : A) frapper le gobelin B) tenter d'esquiver son attaque C) reculer vers la forêt.</w:t>
             </w:r>
           </w:p>
         </w:tc>
@@ -6524,15 +6300,7 @@
                 <w:sz w:val="16"/>
                 <w:szCs w:val="16"/>
               </w:rPr>
-              <w:t xml:space="preserve">Le seigneur des ténèbres lève son sceptre corrompu, invoquant une vague d'énergie sombre qui fonce sur vous. A) Invoquer un bouclier de force magique avec votre anneau. B) Esquiver en </w:t>
-            </w:r>
-            <w:r>
-              <w:rPr>
-                <w:rFonts w:asciiTheme="minorHAnsi" w:hAnsiTheme="minorHAnsi" w:cstheme="minorHAnsi"/>
-                <w:sz w:val="16"/>
-                <w:szCs w:val="16"/>
-              </w:rPr>
-              <w:t>vous jetant derrière un pilier de marbre. C) Réciter une prière de protection sacrée.</w:t>
+              <w:t>Le seigneur des ténèbres lève son sceptre corrompu, invoquant une vague d'énergie sombre qui fonce sur vous. A) Invoquer un bouclier de force magique avec votre anneau. B) Esquiver en vous jetant derrière un pilier de marbre. C) Réciter une prière de protection sacrée.</w:t>
             </w:r>
           </w:p>
         </w:tc>
@@ -6688,15 +6456,7 @@
                 <w:sz w:val="16"/>
                 <w:szCs w:val="16"/>
               </w:rPr>
-              <w:t xml:space="preserve">Aucun lance-roquettes ne se matérialise dans vos mains. La vague d'énergie sombre approche à grande vitesse, </w:t>
-            </w:r>
-            <w:r>
-              <w:rPr>
-                <w:rFonts w:asciiTheme="minorHAnsi" w:hAnsiTheme="minorHAnsi" w:cstheme="minorHAnsi"/>
-                <w:sz w:val="16"/>
-                <w:szCs w:val="16"/>
-              </w:rPr>
-              <w:t>choisissez une parade fantastique ! A) … B) … C) … (mêmes choix)</w:t>
+              <w:t>Aucun lance-roquettes ne se matérialise dans vos mains. La vague d'énergie sombre approche à grande vitesse, choisissez une parade fantastique ! A) … B) … C) … (mêmes choix)</w:t>
             </w:r>
           </w:p>
         </w:tc>
@@ -6938,15 +6698,7 @@
                 <w:sz w:val="16"/>
                 <w:szCs w:val="16"/>
               </w:rPr>
-              <w:t>Votre action est ambiguë. Voulez-vous essay</w:t>
-            </w:r>
-            <w:r>
-              <w:rPr>
-                <w:rFonts w:asciiTheme="minorHAnsi" w:hAnsiTheme="minorHAnsi" w:cstheme="minorHAnsi"/>
-                <w:sz w:val="16"/>
-                <w:szCs w:val="16"/>
-              </w:rPr>
-              <w:t>er de passer discrètement devant le garde, le réveiller ou repartir ?</w:t>
+              <w:t>Votre action est ambiguë. Voulez-vous essayer de passer discrètement devant le garde, le réveiller ou repartir ?</w:t>
             </w:r>
           </w:p>
         </w:tc>
@@ -7241,15 +6993,7 @@
           <w:sz w:val="16"/>
           <w:szCs w:val="16"/>
         </w:rPr>
-        <w:t xml:space="preserve">Prompt système final de l'interface ; décodage </w:t>
-      </w:r>
-      <w:r>
-        <w:rPr>
-          <w:rFonts w:asciiTheme="minorHAnsi" w:hAnsiTheme="minorHAnsi" w:cstheme="minorHAnsi"/>
-          <w:sz w:val="16"/>
-          <w:szCs w:val="16"/>
-        </w:rPr>
-        <w:t xml:space="preserve">glouton, </w:t>
+        <w:t xml:space="preserve">Prompt système final de l'interface ; décodage glouton, </w:t>
       </w:r>
       <w:proofErr w:type="spellStart"/>
       <w:r>
@@ -7301,23 +7045,7 @@
           <w:sz w:val="16"/>
           <w:szCs w:val="16"/>
         </w:rPr>
-        <w:t>. Sauf mention contraire, la situation de départ est : « Vous arrivez devant l'entrée d'une grotte. Un dragon endormi barre le passage et une vieille épée est plantée dans le sol p</w:t>
-      </w:r>
-      <w:r>
-        <w:rPr>
-          <w:rFonts w:asciiTheme="minorHAnsi" w:hAnsiTheme="minorHAnsi" w:cstheme="minorHAnsi"/>
-          <w:sz w:val="16"/>
-          <w:szCs w:val="16"/>
-        </w:rPr>
-        <w:t>rès de vous. A) Prendre l'épée. B) Se faufiler discrètement le long de la paroi. C) Faire demi-tour vers le village. » Pour le scénario « historique », un échange précédent indique que la lame de l'épée est « rouge comme la braise ». Réponses abrégées (« /</w:t>
-      </w:r>
-      <w:r>
-        <w:rPr>
-          <w:rFonts w:asciiTheme="minorHAnsi" w:hAnsiTheme="minorHAnsi" w:cstheme="minorHAnsi"/>
-          <w:sz w:val="16"/>
-          <w:szCs w:val="16"/>
-        </w:rPr>
-        <w:t xml:space="preserve"> » = retour à la ligne).</w:t>
+        <w:t>. Sauf mention contraire, la situation de départ est : « Vous arrivez devant l'entrée d'une grotte. Un dragon endormi barre le passage et une vieille épée est plantée dans le sol près de vous. A) Prendre l'épée. B) Se faufiler discrètement le long de la paroi. C) Faire demi-tour vers le village. » Pour le scénario « historique », un échange précédent indique que la lame de l'épée est « rouge comme la braise ». Réponses abrégées (« / » = retour à la ligne).</w:t>
       </w:r>
     </w:p>
     <w:tbl>
@@ -7503,15 +7231,7 @@
                 <w:sz w:val="15"/>
                 <w:szCs w:val="15"/>
               </w:rPr>
-              <w:t xml:space="preserve">Bien sûr ! Je vais commencer par créer une intrigue intéressante pour notre aventurier. Que voudriez-vous que se passe ? Un mystérieux objet s'est perdu dans le </w:t>
-            </w:r>
-            <w:r>
-              <w:rPr>
-                <w:rFonts w:asciiTheme="minorHAnsi" w:hAnsiTheme="minorHAnsi" w:cstheme="minorHAnsi"/>
-                <w:sz w:val="15"/>
-                <w:szCs w:val="15"/>
-              </w:rPr>
-              <w:t xml:space="preserve">désert, un secret ancien est révélé, ou bien quelqu'un cherche à </w:t>
+              <w:t xml:space="preserve">Bien sûr ! Je vais commencer par créer une intrigue intéressante pour notre aventurier. Que voudriez-vous que se passe ? Un mystérieux objet s'est perdu dans le désert, un secret ancien est révélé, ou bien quelqu'un cherche à </w:t>
             </w:r>
             <w:proofErr w:type="spellStart"/>
             <w:r>
@@ -7631,68 +7351,52 @@
                 <w:sz w:val="15"/>
                 <w:szCs w:val="15"/>
               </w:rPr>
-              <w:t>La voix grave du dragon ré</w:t>
-            </w:r>
+              <w:t xml:space="preserve">La voix grave du dragon résonne derrière vous. Il se redresse lentement, ses yeux s'ouvrent et il soupire profondément avant de murmurer : / - Qui es-tu ? Qu'as-tu fait ici ? / Le dragon semble perplexe mais reste silencieux. </w:t>
+            </w:r>
+            <w:proofErr w:type="spellStart"/>
             <w:r>
               <w:rPr>
                 <w:rFonts w:asciiTheme="minorHAnsi" w:hAnsiTheme="minorHAnsi" w:cstheme="minorHAnsi"/>
                 <w:sz w:val="15"/>
                 <w:szCs w:val="15"/>
               </w:rPr>
-              <w:t xml:space="preserve">sonne derrière vous. Il se redresse lentement, ses yeux s'ouvrent et il soupire profondément avant de murmurer : / - Qui es-tu ? Qu'as-tu fait ici ? / Le dragon semble perplexe mais reste silencieux. </w:t>
-            </w:r>
-            <w:proofErr w:type="spellStart"/>
+              <w:t>Vou</w:t>
+            </w:r>
+            <w:proofErr w:type="spellEnd"/>
             <w:r>
               <w:rPr>
                 <w:rFonts w:asciiTheme="minorHAnsi" w:hAnsiTheme="minorHAnsi" w:cstheme="minorHAnsi"/>
                 <w:sz w:val="15"/>
                 <w:szCs w:val="15"/>
               </w:rPr>
-              <w:t>Vou</w:t>
-            </w:r>
-            <w:proofErr w:type="spellEnd"/>
+              <w:t>…</w:t>
+            </w:r>
+          </w:p>
+        </w:tc>
+        <w:tc>
+          <w:tcPr>
+            <w:tcW w:w="4139" w:type="dxa"/>
+            <w:tcBorders>
+              <w:top w:val="single" w:sz="4" w:space="0" w:color="BFBFBF"/>
+              <w:left w:val="single" w:sz="4" w:space="0" w:color="BFBFBF"/>
+              <w:bottom w:val="single" w:sz="4" w:space="0" w:color="BFBFBF"/>
+              <w:right w:val="single" w:sz="4" w:space="0" w:color="BFBFBF"/>
+            </w:tcBorders>
+          </w:tcPr>
+          <w:p>
+            <w:pPr>
+              <w:spacing w:line="230" w:lineRule="auto"/>
+              <w:rPr>
+                <w:rFonts w:asciiTheme="minorHAnsi" w:hAnsiTheme="minorHAnsi" w:cstheme="minorHAnsi"/>
+              </w:rPr>
+            </w:pPr>
             <w:r>
               <w:rPr>
                 <w:rFonts w:asciiTheme="minorHAnsi" w:hAnsiTheme="minorHAnsi" w:cstheme="minorHAnsi"/>
                 <w:sz w:val="15"/>
                 <w:szCs w:val="15"/>
               </w:rPr>
-              <w:t>…</w:t>
-            </w:r>
-          </w:p>
-        </w:tc>
-        <w:tc>
-          <w:tcPr>
-            <w:tcW w:w="4139" w:type="dxa"/>
-            <w:tcBorders>
-              <w:top w:val="single" w:sz="4" w:space="0" w:color="BFBFBF"/>
-              <w:left w:val="single" w:sz="4" w:space="0" w:color="BFBFBF"/>
-              <w:bottom w:val="single" w:sz="4" w:space="0" w:color="BFBFBF"/>
-              <w:right w:val="single" w:sz="4" w:space="0" w:color="BFBFBF"/>
-            </w:tcBorders>
-          </w:tcPr>
-          <w:p>
-            <w:pPr>
-              <w:spacing w:line="230" w:lineRule="auto"/>
-              <w:rPr>
-                <w:rFonts w:asciiTheme="minorHAnsi" w:hAnsiTheme="minorHAnsi" w:cstheme="minorHAnsi"/>
-              </w:rPr>
-            </w:pPr>
-            <w:r>
-              <w:rPr>
-                <w:rFonts w:asciiTheme="minorHAnsi" w:hAnsiTheme="minorHAnsi" w:cstheme="minorHAnsi"/>
-                <w:sz w:val="15"/>
-                <w:szCs w:val="15"/>
-              </w:rPr>
-              <w:t xml:space="preserve">Vous glissez silencieusement sur le roc rocheux en </w:t>
-            </w:r>
-            <w:r>
-              <w:rPr>
-                <w:rFonts w:asciiTheme="minorHAnsi" w:hAnsiTheme="minorHAnsi" w:cstheme="minorHAnsi"/>
-                <w:sz w:val="15"/>
-                <w:szCs w:val="15"/>
-              </w:rPr>
-              <w:t>pierre et atteignez la sortie sans être vu. Que faites-vous ? / A) Suivre le sentier qui part de là. / B) Chercher un abri pour votre nuit. / C) Examiner la pierre où se trouve l…</w:t>
+              <w:t>Vous glissez silencieusement sur le roc rocheux en pierre et atteignez la sortie sans être vu. Que faites-vous ? / A) Suivre le sentier qui part de là. / B) Chercher un abri pour votre nuit. / C) Examiner la pierre où se trouve l…</w:t>
             </w:r>
           </w:p>
         </w:tc>
@@ -7767,50 +7471,34 @@
                 <w:sz w:val="15"/>
                 <w:szCs w:val="15"/>
               </w:rPr>
-              <w:t>La lame est froi</w:t>
-            </w:r>
+              <w:t>La lame est froide sous mes doigts. Je sens que quelque chose me cache derrière cette porte sombre. Que vais-je faire ?</w:t>
+            </w:r>
+          </w:p>
+        </w:tc>
+        <w:tc>
+          <w:tcPr>
+            <w:tcW w:w="4139" w:type="dxa"/>
+            <w:tcBorders>
+              <w:top w:val="single" w:sz="4" w:space="0" w:color="BFBFBF"/>
+              <w:left w:val="single" w:sz="4" w:space="0" w:color="BFBFBF"/>
+              <w:bottom w:val="single" w:sz="4" w:space="0" w:color="BFBFBF"/>
+              <w:right w:val="single" w:sz="4" w:space="0" w:color="BFBFBF"/>
+            </w:tcBorders>
+          </w:tcPr>
+          <w:p>
+            <w:pPr>
+              <w:spacing w:line="230" w:lineRule="auto"/>
+              <w:rPr>
+                <w:rFonts w:asciiTheme="minorHAnsi" w:hAnsiTheme="minorHAnsi" w:cstheme="minorHAnsi"/>
+              </w:rPr>
+            </w:pPr>
             <w:r>
               <w:rPr>
                 <w:rFonts w:asciiTheme="minorHAnsi" w:hAnsiTheme="minorHAnsi" w:cstheme="minorHAnsi"/>
                 <w:sz w:val="15"/>
                 <w:szCs w:val="15"/>
               </w:rPr>
-              <w:t>de sous mes doigts. Je sens que quelque chose me cache derrière cette porte sombre. Que vais-je faire ?</w:t>
-            </w:r>
-          </w:p>
-        </w:tc>
-        <w:tc>
-          <w:tcPr>
-            <w:tcW w:w="4139" w:type="dxa"/>
-            <w:tcBorders>
-              <w:top w:val="single" w:sz="4" w:space="0" w:color="BFBFBF"/>
-              <w:left w:val="single" w:sz="4" w:space="0" w:color="BFBFBF"/>
-              <w:bottom w:val="single" w:sz="4" w:space="0" w:color="BFBFBF"/>
-              <w:right w:val="single" w:sz="4" w:space="0" w:color="BFBFBF"/>
-            </w:tcBorders>
-          </w:tcPr>
-          <w:p>
-            <w:pPr>
-              <w:spacing w:line="230" w:lineRule="auto"/>
-              <w:rPr>
-                <w:rFonts w:asciiTheme="minorHAnsi" w:hAnsiTheme="minorHAnsi" w:cstheme="minorHAnsi"/>
-              </w:rPr>
-            </w:pPr>
-            <w:r>
-              <w:rPr>
-                <w:rFonts w:asciiTheme="minorHAnsi" w:hAnsiTheme="minorHAnsi" w:cstheme="minorHAnsi"/>
-                <w:sz w:val="15"/>
-                <w:szCs w:val="15"/>
-              </w:rPr>
-              <w:t xml:space="preserve">Vous attrapez l'épée et continuez votre route. Plus tard, vous trouvez une armure ancienne sur un banc de rochers. / A) Chercher une autre armure. / B) </w:t>
-            </w:r>
-            <w:r>
-              <w:rPr>
-                <w:rFonts w:asciiTheme="minorHAnsi" w:hAnsiTheme="minorHAnsi" w:cstheme="minorHAnsi"/>
-                <w:sz w:val="15"/>
-                <w:szCs w:val="15"/>
-              </w:rPr>
-              <w:t>Reprendre l'épée que j'ai déjà trouvé. / C) Quitter la montagne.</w:t>
+              <w:t>Vous attrapez l'épée et continuez votre route. Plus tard, vous trouvez une armure ancienne sur un banc de rochers. / A) Chercher une autre armure. / B) Reprendre l'épée que j'ai déjà trouvé. / C) Quitter la montagne.</w:t>
             </w:r>
           </w:p>
         </w:tc>
@@ -7988,15 +7676,34 @@
                 <w:sz w:val="15"/>
                 <w:szCs w:val="15"/>
               </w:rPr>
-              <w:t>« Je fais ap</w:t>
-            </w:r>
+              <w:t>« Je fais apparaître 1000 pièces d'or. »</w:t>
+            </w:r>
+          </w:p>
+        </w:tc>
+        <w:tc>
+          <w:tcPr>
+            <w:tcW w:w="4139" w:type="dxa"/>
+            <w:tcBorders>
+              <w:top w:val="single" w:sz="4" w:space="0" w:color="BFBFBF"/>
+              <w:left w:val="single" w:sz="4" w:space="0" w:color="BFBFBF"/>
+              <w:bottom w:val="single" w:sz="4" w:space="0" w:color="BFBFBF"/>
+              <w:right w:val="single" w:sz="4" w:space="0" w:color="BFBFBF"/>
+            </w:tcBorders>
+          </w:tcPr>
+          <w:p>
+            <w:pPr>
+              <w:spacing w:line="230" w:lineRule="auto"/>
+              <w:rPr>
+                <w:rFonts w:asciiTheme="minorHAnsi" w:hAnsiTheme="minorHAnsi" w:cstheme="minorHAnsi"/>
+              </w:rPr>
+            </w:pPr>
             <w:r>
               <w:rPr>
                 <w:rFonts w:asciiTheme="minorHAnsi" w:hAnsiTheme="minorHAnsi" w:cstheme="minorHAnsi"/>
                 <w:sz w:val="15"/>
                 <w:szCs w:val="15"/>
               </w:rPr>
-              <w:t>paraître 1000 pièces d'or. »</w:t>
+              <w:t>Avez-vous envie de voir ce que c'est que cette fortune ? Ou préférez-vous utiliser ces pièces pour quelque chose d'autre ?</w:t>
             </w:r>
           </w:p>
         </w:tc>
@@ -8023,42 +7730,7 @@
                 <w:sz w:val="15"/>
                 <w:szCs w:val="15"/>
               </w:rPr>
-              <w:t>Avez-vous envie de voir ce que c'est que cette fortune ? Ou préférez-vous utiliser ces pièces pour quelque chose d'autre ?</w:t>
-            </w:r>
-          </w:p>
-        </w:tc>
-        <w:tc>
-          <w:tcPr>
-            <w:tcW w:w="4139" w:type="dxa"/>
-            <w:tcBorders>
-              <w:top w:val="single" w:sz="4" w:space="0" w:color="BFBFBF"/>
-              <w:left w:val="single" w:sz="4" w:space="0" w:color="BFBFBF"/>
-              <w:bottom w:val="single" w:sz="4" w:space="0" w:color="BFBFBF"/>
-              <w:right w:val="single" w:sz="4" w:space="0" w:color="BFBFBF"/>
-            </w:tcBorders>
-          </w:tcPr>
-          <w:p>
-            <w:pPr>
-              <w:spacing w:line="230" w:lineRule="auto"/>
-              <w:rPr>
-                <w:rFonts w:asciiTheme="minorHAnsi" w:hAnsiTheme="minorHAnsi" w:cstheme="minorHAnsi"/>
-              </w:rPr>
-            </w:pPr>
-            <w:r>
-              <w:rPr>
-                <w:rFonts w:asciiTheme="minorHAnsi" w:hAnsiTheme="minorHAnsi" w:cstheme="minorHAnsi"/>
-                <w:sz w:val="15"/>
-                <w:szCs w:val="15"/>
-              </w:rPr>
-              <w:t>Les pièces n'apparaissent pas. Vous êtes toujours devant la grotte. Que faites-vous ? / A) Prendre l'épé</w:t>
-            </w:r>
-            <w:r>
-              <w:rPr>
-                <w:rFonts w:asciiTheme="minorHAnsi" w:hAnsiTheme="minorHAnsi" w:cstheme="minorHAnsi"/>
-                <w:sz w:val="15"/>
-                <w:szCs w:val="15"/>
-              </w:rPr>
-              <w:t>e. / B) Se faufiler discrètement le long de la paroi. / C) Faire demi-tour vers le village.</w:t>
+              <w:t>Les pièces n'apparaissent pas. Vous êtes toujours devant la grotte. Que faites-vous ? / A) Prendre l'épée. / B) Se faufiler discrètement le long de la paroi. / C) Faire demi-tour vers le village.</w:t>
             </w:r>
           </w:p>
         </w:tc>
@@ -8160,15 +7832,7 @@
                 <w:sz w:val="15"/>
                 <w:szCs w:val="15"/>
               </w:rPr>
-              <w:t>Votre smartphone n'existe pas ici. Vous devez agir comme si vous étiez d</w:t>
-            </w:r>
-            <w:r>
-              <w:rPr>
-                <w:rFonts w:asciiTheme="minorHAnsi" w:hAnsiTheme="minorHAnsi" w:cstheme="minorHAnsi"/>
-                <w:sz w:val="15"/>
-                <w:szCs w:val="15"/>
-              </w:rPr>
-              <w:t>ans l'univers narratif. / A) Prendre l'épée. / B) Se faufiler discrètement le long de la paroi. / C) Faire demi-tour vers le village.</w:t>
+              <w:t>Votre smartphone n'existe pas ici. Vous devez agir comme si vous étiez dans l'univers narratif. / A) Prendre l'épée. / B) Se faufiler discrètement le long de la paroi. / C) Faire demi-tour vers le village.</w:t>
             </w:r>
           </w:p>
         </w:tc>
@@ -8218,8 +7882,6 @@
               </w:rPr>
               <w:t>« Le dragon devient mon ami et me donne son trésor. »</w:t>
             </w:r>
-            <w:bookmarkStart w:id="0" w:name="_GoBack"/>
-            <w:bookmarkEnd w:id="0"/>
           </w:p>
         </w:tc>
         <w:tc>
@@ -8245,68 +7907,52 @@
                 <w:sz w:val="15"/>
                 <w:szCs w:val="15"/>
               </w:rPr>
-              <w:t>Décision prise ! Vous choisissez A) Prendre l'épée</w:t>
-            </w:r>
+              <w:t>Décision prise ! Vous choisissez A) Prendre l'épée. / La porte s'ouvre lentement sur le dragon qui se réveille en entendant votre voix. Il vous regarde avec curiosité avant de murmurer : / - Je suis désolé pour l'accident que j'</w:t>
+            </w:r>
+            <w:proofErr w:type="spellStart"/>
             <w:r>
               <w:rPr>
                 <w:rFonts w:asciiTheme="minorHAnsi" w:hAnsiTheme="minorHAnsi" w:cstheme="minorHAnsi"/>
                 <w:sz w:val="15"/>
                 <w:szCs w:val="15"/>
               </w:rPr>
-              <w:t>. / La porte s'ouvre lentement sur le dragon qui se réveille en entendant votre voix. Il vous regarde avec curiosité avant de murmurer : / - Je suis désolé pour l'accident que j'</w:t>
-            </w:r>
-            <w:proofErr w:type="spellStart"/>
+              <w:t>a</w:t>
+            </w:r>
+            <w:proofErr w:type="spellEnd"/>
             <w:r>
               <w:rPr>
                 <w:rFonts w:asciiTheme="minorHAnsi" w:hAnsiTheme="minorHAnsi" w:cstheme="minorHAnsi"/>
                 <w:sz w:val="15"/>
                 <w:szCs w:val="15"/>
               </w:rPr>
-              <w:t>a</w:t>
-            </w:r>
-            <w:proofErr w:type="spellEnd"/>
+              <w:t>…</w:t>
+            </w:r>
+          </w:p>
+        </w:tc>
+        <w:tc>
+          <w:tcPr>
+            <w:tcW w:w="4139" w:type="dxa"/>
+            <w:tcBorders>
+              <w:top w:val="single" w:sz="4" w:space="0" w:color="BFBFBF"/>
+              <w:left w:val="single" w:sz="4" w:space="0" w:color="BFBFBF"/>
+              <w:bottom w:val="single" w:sz="4" w:space="0" w:color="BFBFBF"/>
+              <w:right w:val="single" w:sz="4" w:space="0" w:color="BFBFBF"/>
+            </w:tcBorders>
+          </w:tcPr>
+          <w:p>
+            <w:pPr>
+              <w:spacing w:line="230" w:lineRule="auto"/>
+              <w:rPr>
+                <w:rFonts w:asciiTheme="minorHAnsi" w:hAnsiTheme="minorHAnsi" w:cstheme="minorHAnsi"/>
+              </w:rPr>
+            </w:pPr>
             <w:r>
               <w:rPr>
                 <w:rFonts w:asciiTheme="minorHAnsi" w:hAnsiTheme="minorHAnsi" w:cstheme="minorHAnsi"/>
                 <w:sz w:val="15"/>
                 <w:szCs w:val="15"/>
               </w:rPr>
-              <w:t>…</w:t>
-            </w:r>
-          </w:p>
-        </w:tc>
-        <w:tc>
-          <w:tcPr>
-            <w:tcW w:w="4139" w:type="dxa"/>
-            <w:tcBorders>
-              <w:top w:val="single" w:sz="4" w:space="0" w:color="BFBFBF"/>
-              <w:left w:val="single" w:sz="4" w:space="0" w:color="BFBFBF"/>
-              <w:bottom w:val="single" w:sz="4" w:space="0" w:color="BFBFBF"/>
-              <w:right w:val="single" w:sz="4" w:space="0" w:color="BFBFBF"/>
-            </w:tcBorders>
-          </w:tcPr>
-          <w:p>
-            <w:pPr>
-              <w:spacing w:line="230" w:lineRule="auto"/>
-              <w:rPr>
-                <w:rFonts w:asciiTheme="minorHAnsi" w:hAnsiTheme="minorHAnsi" w:cstheme="minorHAnsi"/>
-              </w:rPr>
-            </w:pPr>
-            <w:r>
-              <w:rPr>
-                <w:rFonts w:asciiTheme="minorHAnsi" w:hAnsiTheme="minorHAnsi" w:cstheme="minorHAnsi"/>
-                <w:sz w:val="15"/>
-                <w:szCs w:val="15"/>
-              </w:rPr>
-              <w:t>Vous n’avez aucune preuve que le dragon soit votre ami. Il se réveille en h</w:t>
-            </w:r>
-            <w:r>
-              <w:rPr>
-                <w:rFonts w:asciiTheme="minorHAnsi" w:hAnsiTheme="minorHAnsi" w:cstheme="minorHAnsi"/>
-                <w:sz w:val="15"/>
-                <w:szCs w:val="15"/>
-              </w:rPr>
-              <w:t>urlant et vous frappe avec sa queue. / A) Prendre l’épée. / B) Se faufiler discrètement le long de la paroi. / C) Faire demi-tour vers le village.</w:t>
+              <w:t>Vous n’avez aucune preuve que le dragon soit votre ami. Il se réveille en hurlant et vous frappe avec sa queue. / A) Prendre l’épée. / B) Se faufiler discrètement le long de la paroi. / C) Faire demi-tour vers le village.</w:t>
             </w:r>
           </w:p>
         </w:tc>
@@ -8381,15 +8027,7 @@
                 <w:sz w:val="15"/>
                 <w:szCs w:val="15"/>
               </w:rPr>
-              <w:t xml:space="preserve">Bien joué ! Maintenant, que diriez-vous de prendre </w:t>
-            </w:r>
-            <w:r>
-              <w:rPr>
-                <w:rFonts w:asciiTheme="minorHAnsi" w:hAnsiTheme="minorHAnsi" w:cstheme="minorHAnsi"/>
-                <w:sz w:val="15"/>
-                <w:szCs w:val="15"/>
-              </w:rPr>
-              <w:t>l'épée ?</w:t>
+              <w:t>Bien joué ! Maintenant, que diriez-vous de prendre l'épée ?</w:t>
             </w:r>
           </w:p>
         </w:tc>
@@ -8621,15 +8259,7 @@
                 <w:sz w:val="15"/>
                 <w:szCs w:val="15"/>
               </w:rPr>
-              <w:t>La question n'est pas liée au scénario narratif actuel. Vous êtes face à un dragon endormi et une épée posée sur le sol. / A) Prendre l'épée. / B) Se fa</w:t>
-            </w:r>
-            <w:r>
-              <w:rPr>
-                <w:rFonts w:asciiTheme="minorHAnsi" w:hAnsiTheme="minorHAnsi" w:cstheme="minorHAnsi"/>
-                <w:sz w:val="15"/>
-                <w:szCs w:val="15"/>
-              </w:rPr>
-              <w:t>ufiler discrètement le long de la paroi. / C) Faire demi-tour vers le village.</w:t>
+              <w:t>La question n'est pas liée au scénario narratif actuel. Vous êtes face à un dragon endormi et une épée posée sur le sol. / A) Prendre l'épée. / B) Se faufiler discrètement le long de la paroi. / C) Faire demi-tour vers le village.</w:t>
             </w:r>
           </w:p>
         </w:tc>
@@ -8704,15 +8334,7 @@
                 <w:sz w:val="15"/>
                 <w:szCs w:val="15"/>
               </w:rPr>
-              <w:t>La lame de votre épée est rouge comme la braise. / A) Attaquer le dragon. / B) Reculer lentem</w:t>
-            </w:r>
-            <w:r>
-              <w:rPr>
-                <w:rFonts w:asciiTheme="minorHAnsi" w:hAnsiTheme="minorHAnsi" w:cstheme="minorHAnsi"/>
-                <w:sz w:val="15"/>
-                <w:szCs w:val="15"/>
-              </w:rPr>
-              <w:t>ent. / C) Entrer dans la grotte.</w:t>
+              <w:t>La lame de votre épée est rouge comme la braise. / A) Attaquer le dragon. / B) Reculer lentement. / C) Entrer dans la grotte.</w:t>
             </w:r>
           </w:p>
         </w:tc>
@@ -8759,41 +8381,25 @@
           <w:sz w:val="16"/>
           <w:szCs w:val="16"/>
         </w:rPr>
-        <w:t xml:space="preserve">Parties complètes (2 par modèle, 10 tours, choix A puis B puis C en boucle, </w:t>
-      </w:r>
+        <w:t xml:space="preserve">Parties complètes (2 par modèle, 10 tours, choix A puis B puis C en boucle, échantillonnage T = 1, top-k = 30, top-p = 0,8, historique de 12 messages comme dans l'interface) : réponses avec choix A/B/C (ouverture et tours 1 à 9) — </w:t>
+      </w:r>
+      <w:proofErr w:type="spellStart"/>
       <w:r>
         <w:rPr>
           <w:rFonts w:asciiTheme="minorHAnsi" w:hAnsiTheme="minorHAnsi" w:cstheme="minorHAnsi"/>
           <w:sz w:val="16"/>
           <w:szCs w:val="16"/>
         </w:rPr>
-        <w:t xml:space="preserve">échantillonnage T = 1, top-k = 30, top-p = 0,8, historique de 12 messages comme dans l'interface) : réponses avec choix A/B/C (ouverture et tours 1 à 9) — </w:t>
-      </w:r>
-      <w:proofErr w:type="spellStart"/>
+        <w:t>baseline</w:t>
+      </w:r>
+      <w:proofErr w:type="spellEnd"/>
       <w:r>
         <w:rPr>
           <w:rFonts w:asciiTheme="minorHAnsi" w:hAnsiTheme="minorHAnsi" w:cstheme="minorHAnsi"/>
           <w:sz w:val="16"/>
           <w:szCs w:val="16"/>
         </w:rPr>
-        <w:t>baseline</w:t>
-      </w:r>
-      <w:proofErr w:type="spellEnd"/>
-      <w:r>
-        <w:rPr>
-          <w:rFonts w:asciiTheme="minorHAnsi" w:hAnsiTheme="minorHAnsi" w:cstheme="minorHAnsi"/>
-          <w:sz w:val="16"/>
-          <w:szCs w:val="16"/>
-        </w:rPr>
-        <w:t xml:space="preserve"> 1/10 et 0/10, v3 9/10 et 9/10. Au 10e tour, une partie v3 se termine (« Fin de l'aventure »)</w:t>
-      </w:r>
-      <w:r>
-        <w:rPr>
-          <w:rFonts w:asciiTheme="minorHAnsi" w:hAnsiTheme="minorHAnsi" w:cstheme="minorHAnsi"/>
-          <w:sz w:val="16"/>
-          <w:szCs w:val="16"/>
-        </w:rPr>
-        <w:t xml:space="preserve"> et l'autre propose encore une action ; la </w:t>
+        <w:t xml:space="preserve"> 1/10 et 0/10, v3 9/10 et 9/10. Au 10e tour, une partie v3 se termine (« Fin de l'aventure ») et l'autre propose encore une action ; la </w:t>
       </w:r>
       <w:proofErr w:type="spellStart"/>
       <w:r>
@@ -9395,8 +9001,8 @@
     </w:p>
     <w:p>
       <w:pPr>
-        <w:spacing w:before="80" w:after="50" w:line="250" w:lineRule="auto"/>
-        <w:jc w:val="both"/>
+        <w:pStyle w:val="Titre1"/>
+        <w:keepNext/>
         <w:rPr>
           <w:rFonts w:asciiTheme="minorHAnsi" w:hAnsiTheme="minorHAnsi" w:cstheme="minorHAnsi"/>
         </w:rPr>
@@ -9404,26 +9010,292 @@
       <w:r>
         <w:rPr>
           <w:rFonts w:asciiTheme="minorHAnsi" w:hAnsiTheme="minorHAnsi" w:cstheme="minorHAnsi"/>
-          <w:sz w:val="16"/>
-          <w:szCs w:val="16"/>
-          <w:highlight w:val="yellow"/>
-        </w:rPr>
-        <w:t>[Une première version de ce rapport a été rédigée avec l'aide d'un assistant d'IA (</w:t>
-      </w:r>
-      <w:r>
-        <w:rPr>
-          <w:rFonts w:asciiTheme="minorHAnsi" w:hAnsiTheme="minorHAnsi" w:cstheme="minorHAnsi"/>
-          <w:sz w:val="16"/>
-          <w:szCs w:val="16"/>
-          <w:highlight w:val="yellow"/>
-        </w:rPr>
-        <w:t>Claude) à partir du dépôt du projet, puis relue et corrigée par le groupe — à conserver ou supprimer selon la décision du groupe.]</w:t>
-      </w:r>
+        </w:rPr>
+        <w:t xml:space="preserve">Annexe </w:t>
+      </w:r>
+      <w:r>
+        <w:rPr>
+          <w:rFonts w:asciiTheme="minorHAnsi" w:hAnsiTheme="minorHAnsi" w:cstheme="minorHAnsi"/>
+        </w:rPr>
+        <w:t>D</w:t>
+      </w:r>
+      <w:r>
+        <w:rPr>
+          <w:rFonts w:asciiTheme="minorHAnsi" w:hAnsiTheme="minorHAnsi" w:cstheme="minorHAnsi"/>
+        </w:rPr>
+        <w:t xml:space="preserve"> — </w:t>
+      </w:r>
+      <w:r>
+        <w:rPr>
+          <w:rFonts w:asciiTheme="minorHAnsi" w:hAnsiTheme="minorHAnsi" w:cstheme="minorHAnsi"/>
+        </w:rPr>
+        <w:t>Trello pour la répartition des tâches</w:t>
+      </w:r>
+    </w:p>
+    <w:p>
+      <w:r>
+        <w:rPr>
+          <w:noProof/>
+        </w:rPr>
+        <w:drawing>
+          <wp:inline distT="0" distB="0" distL="0" distR="0" wp14:anchorId="63C1D408" wp14:editId="05CF9B1F">
+            <wp:extent cx="6336030" cy="2379980"/>
+            <wp:effectExtent l="0" t="0" r="7620" b="1270"/>
+            <wp:docPr id="1493686839" name="Image 1"/>
+            <wp:cNvGraphicFramePr>
+              <a:graphicFrameLocks xmlns:a="http://schemas.openxmlformats.org/drawingml/2006/main" noChangeAspect="1"/>
+            </wp:cNvGraphicFramePr>
+            <a:graphic xmlns:a="http://schemas.openxmlformats.org/drawingml/2006/main">
+              <a:graphicData uri="http://schemas.openxmlformats.org/drawingml/2006/picture">
+                <pic:pic xmlns:pic="http://schemas.openxmlformats.org/drawingml/2006/picture">
+                  <pic:nvPicPr>
+                    <pic:cNvPr id="1493686839" name=""/>
+                    <pic:cNvPicPr/>
+                  </pic:nvPicPr>
+                  <pic:blipFill>
+                    <a:blip r:embed="rId8"/>
+                    <a:stretch>
+                      <a:fillRect/>
+                    </a:stretch>
+                  </pic:blipFill>
+                  <pic:spPr>
+                    <a:xfrm>
+                      <a:off x="0" y="0"/>
+                      <a:ext cx="6336030" cy="2379980"/>
+                    </a:xfrm>
+                    <a:prstGeom prst="rect">
+                      <a:avLst/>
+                    </a:prstGeom>
+                  </pic:spPr>
+                </pic:pic>
+              </a:graphicData>
+            </a:graphic>
+          </wp:inline>
+        </w:drawing>
+      </w:r>
+    </w:p>
+    <w:p/>
+    <w:p>
+      <w:pPr>
+        <w:ind w:left="2880" w:firstLine="720"/>
+        <w:rPr>
+          <w:color w:val="000000" w:themeColor="text1"/>
+        </w:rPr>
+      </w:pPr>
+      <w:hyperlink r:id="rId9" w:history="1">
+        <w:r>
+          <w:rPr>
+            <w:rStyle w:val="Lienhypertexte"/>
+            <w:color w:val="000000" w:themeColor="text1"/>
+          </w:rPr>
+          <w:t>https://trello.com/b/bWNDWfWo/nlp</w:t>
+        </w:r>
+      </w:hyperlink>
+    </w:p>
+    <w:p>
+      <w:pPr>
+        <w:rPr>
+          <w:color w:val="000000" w:themeColor="text1"/>
+        </w:rPr>
+      </w:pPr>
+    </w:p>
+    <w:p>
+      <w:pPr>
+        <w:pStyle w:val="Titre1"/>
+        <w:keepNext/>
+        <w:rPr>
+          <w:rFonts w:asciiTheme="minorHAnsi" w:hAnsiTheme="minorHAnsi" w:cstheme="minorHAnsi"/>
+        </w:rPr>
+      </w:pPr>
+      <w:r>
+        <w:rPr>
+          <w:rFonts w:asciiTheme="minorHAnsi" w:hAnsiTheme="minorHAnsi" w:cstheme="minorHAnsi"/>
+        </w:rPr>
+        <w:t xml:space="preserve">Annexe </w:t>
+      </w:r>
+      <w:r>
+        <w:rPr>
+          <w:rFonts w:asciiTheme="minorHAnsi" w:hAnsiTheme="minorHAnsi" w:cstheme="minorHAnsi"/>
+        </w:rPr>
+        <w:t>E</w:t>
+      </w:r>
+      <w:r>
+        <w:rPr>
+          <w:rFonts w:asciiTheme="minorHAnsi" w:hAnsiTheme="minorHAnsi" w:cstheme="minorHAnsi"/>
+        </w:rPr>
+        <w:t xml:space="preserve"> — </w:t>
+      </w:r>
+      <w:r>
+        <w:rPr>
+          <w:rFonts w:asciiTheme="minorHAnsi" w:hAnsiTheme="minorHAnsi" w:cstheme="minorHAnsi"/>
+        </w:rPr>
+        <w:t>Graphiques</w:t>
+      </w:r>
+      <w:r>
+        <w:rPr>
+          <w:rFonts w:asciiTheme="minorHAnsi" w:hAnsiTheme="minorHAnsi" w:cstheme="minorHAnsi"/>
+        </w:rPr>
+        <w:t xml:space="preserve"> de comparaison</w:t>
+      </w:r>
+      <w:r>
+        <w:rPr>
+          <w:rFonts w:asciiTheme="minorHAnsi" w:hAnsiTheme="minorHAnsi" w:cstheme="minorHAnsi"/>
+        </w:rPr>
+        <w:t xml:space="preserve"> pour</w:t>
+      </w:r>
+      <w:r>
+        <w:rPr>
+          <w:rFonts w:asciiTheme="minorHAnsi" w:hAnsiTheme="minorHAnsi" w:cstheme="minorHAnsi"/>
+        </w:rPr>
+        <w:t xml:space="preserve"> le</w:t>
+      </w:r>
+      <w:r>
+        <w:rPr>
+          <w:rFonts w:asciiTheme="minorHAnsi" w:hAnsiTheme="minorHAnsi" w:cstheme="minorHAnsi"/>
+        </w:rPr>
+        <w:t xml:space="preserve"> choix de l’adaptateur</w:t>
+      </w:r>
+    </w:p>
+    <w:p/>
+    <w:p>
+      <w:r>
+        <w:rPr>
+          <w:noProof/>
+        </w:rPr>
+        <w:drawing>
+          <wp:anchor distT="0" distB="0" distL="114300" distR="114300" simplePos="0" relativeHeight="251658240" behindDoc="1" locked="0" layoutInCell="1" allowOverlap="1" wp14:anchorId="73CCEA02" wp14:editId="3BFF2464">
+            <wp:simplePos x="0" y="0"/>
+            <wp:positionH relativeFrom="page">
+              <wp:posOffset>266700</wp:posOffset>
+            </wp:positionH>
+            <wp:positionV relativeFrom="paragraph">
+              <wp:posOffset>259080</wp:posOffset>
+            </wp:positionV>
+            <wp:extent cx="7056120" cy="1862455"/>
+            <wp:effectExtent l="0" t="0" r="0" b="4445"/>
+            <wp:wrapTight wrapText="bothSides">
+              <wp:wrapPolygon edited="0">
+                <wp:start x="0" y="0"/>
+                <wp:lineTo x="0" y="21431"/>
+                <wp:lineTo x="21518" y="21431"/>
+                <wp:lineTo x="21518" y="0"/>
+                <wp:lineTo x="0" y="0"/>
+              </wp:wrapPolygon>
+            </wp:wrapTight>
+            <wp:docPr id="11199082" name="Image 1"/>
+            <wp:cNvGraphicFramePr>
+              <a:graphicFrameLocks xmlns:a="http://schemas.openxmlformats.org/drawingml/2006/main" noChangeAspect="1"/>
+            </wp:cNvGraphicFramePr>
+            <a:graphic xmlns:a="http://schemas.openxmlformats.org/drawingml/2006/main">
+              <a:graphicData uri="http://schemas.openxmlformats.org/drawingml/2006/picture">
+                <pic:pic xmlns:pic="http://schemas.openxmlformats.org/drawingml/2006/picture">
+                  <pic:nvPicPr>
+                    <pic:cNvPr id="11199082" name=""/>
+                    <pic:cNvPicPr/>
+                  </pic:nvPicPr>
+                  <pic:blipFill>
+                    <a:blip r:embed="rId10">
+                      <a:extLst>
+                        <a:ext uri="{28A0092B-C50C-407E-A947-70E740481C1C}">
+                          <a14:useLocalDpi xmlns:a14="http://schemas.microsoft.com/office/drawing/2010/main" val="0"/>
+                        </a:ext>
+                      </a:extLst>
+                    </a:blip>
+                    <a:stretch>
+                      <a:fillRect/>
+                    </a:stretch>
+                  </pic:blipFill>
+                  <pic:spPr>
+                    <a:xfrm>
+                      <a:off x="0" y="0"/>
+                      <a:ext cx="7056120" cy="1862455"/>
+                    </a:xfrm>
+                    <a:prstGeom prst="rect">
+                      <a:avLst/>
+                    </a:prstGeom>
+                  </pic:spPr>
+                </pic:pic>
+              </a:graphicData>
+            </a:graphic>
+            <wp14:sizeRelH relativeFrom="margin">
+              <wp14:pctWidth>0</wp14:pctWidth>
+            </wp14:sizeRelH>
+            <wp14:sizeRelV relativeFrom="margin">
+              <wp14:pctHeight>0</wp14:pctHeight>
+            </wp14:sizeRelV>
+          </wp:anchor>
+        </w:drawing>
+      </w:r>
+    </w:p>
+    <w:p/>
+    <w:p/>
+    <w:p/>
+    <w:p/>
+    <w:p/>
+    <w:p/>
+    <w:p/>
+    <w:p/>
+    <w:p/>
+    <w:p/>
+    <w:p/>
+    <w:p/>
+    <w:p/>
+    <w:p>
+      <w:r>
+        <w:rPr>
+          <w:noProof/>
+        </w:rPr>
+        <w:drawing>
+          <wp:inline distT="0" distB="0" distL="0" distR="0" wp14:anchorId="37EDF7A0" wp14:editId="0B9CD14A">
+            <wp:extent cx="6336030" cy="6968490"/>
+            <wp:effectExtent l="0" t="0" r="7620" b="3810"/>
+            <wp:docPr id="1980061773" name="Image 1"/>
+            <wp:cNvGraphicFramePr>
+              <a:graphicFrameLocks xmlns:a="http://schemas.openxmlformats.org/drawingml/2006/main" noChangeAspect="1"/>
+            </wp:cNvGraphicFramePr>
+            <a:graphic xmlns:a="http://schemas.openxmlformats.org/drawingml/2006/main">
+              <a:graphicData uri="http://schemas.openxmlformats.org/drawingml/2006/picture">
+                <pic:pic xmlns:pic="http://schemas.openxmlformats.org/drawingml/2006/picture">
+                  <pic:nvPicPr>
+                    <pic:cNvPr id="1980061773" name=""/>
+                    <pic:cNvPicPr/>
+                  </pic:nvPicPr>
+                  <pic:blipFill>
+                    <a:blip r:embed="rId11"/>
+                    <a:stretch>
+                      <a:fillRect/>
+                    </a:stretch>
+                  </pic:blipFill>
+                  <pic:spPr>
+                    <a:xfrm>
+                      <a:off x="0" y="0"/>
+                      <a:ext cx="6336030" cy="6968490"/>
+                    </a:xfrm>
+                    <a:prstGeom prst="rect">
+                      <a:avLst/>
+                    </a:prstGeom>
+                  </pic:spPr>
+                </pic:pic>
+              </a:graphicData>
+            </a:graphic>
+          </wp:inline>
+        </w:drawing>
+      </w:r>
+    </w:p>
+    <w:p>
+      <w:pPr>
+        <w:ind w:left="720" w:firstLine="720"/>
+      </w:pPr>
+    </w:p>
+    <w:p>
+      <w:pPr>
+        <w:ind w:left="720" w:firstLine="720"/>
+      </w:pPr>
     </w:p>
     <w:sectPr>
-      <w:footerReference w:type="even" r:id="rId8"/>
-      <w:footerReference w:type="default" r:id="rId9"/>
-      <w:footerReference w:type="first" r:id="rId10"/>
+      <w:footerReference w:type="even" r:id="rId12"/>
+      <w:footerReference w:type="default" r:id="rId13"/>
+      <w:footerReference w:type="first" r:id="rId14"/>
       <w:pgSz w:w="11906" w:h="16838"/>
       <w:pgMar w:top="850" w:right="964" w:bottom="850" w:left="964" w:header="0" w:footer="400" w:gutter="0"/>
       <w:cols w:space="720"/>
@@ -9435,7 +9307,7 @@
 </file>
 
 <file path=word/endnotes.xml><?xml version="1.0" encoding="utf-8"?>
-<w:endnotes xmlns:wpc="http://schemas.microsoft.com/office/word/2010/wordprocessingCanvas" xmlns:cx="http://schemas.microsoft.com/office/drawing/2014/chartex" xmlns:cx1="http://schemas.microsoft.com/office/drawing/2015/9/8/chartex" xmlns:cx2="http://schemas.microsoft.com/office/drawing/2015/10/21/chartex" xmlns:cx3="http://schemas.microsoft.com/office/drawing/2016/5/9/chartex" xmlns:cx4="http://schemas.microsoft.com/office/drawing/2016/5/10/chartex" xmlns:cx5="http://schemas.microsoft.com/office/drawing/2016/5/11/chartex" xmlns:cx6="http://schemas.microsoft.com/office/drawing/2016/5/12/chartex" xmlns:cx7="http://schemas.microsoft.com/office/drawing/2016/5/13/chartex" xmlns:cx8="http://schemas.microsoft.com/office/drawing/2016/5/14/chartex" xmlns:mc="http://schemas.openxmlformats.org/markup-compatibility/2006" xmlns:aink="http://schemas.microsoft.com/office/drawing/2016/ink" xmlns:am3d="http://schemas.microsoft.com/office/drawing/2017/model3d" xmlns:o="urn:schemas-microsoft-com:office:office" xmlns:r="http://schemas.openxmlformats.org/officeDocument/2006/relationships" xmlns:m="http://schemas.openxmlformats.org/officeDocument/2006/math" xmlns:v="urn:schemas-microsoft-com:vml" xmlns:wp14="http://schemas.microsoft.com/office/word/2010/wordprocessingDrawing" xmlns:wp="http://schemas.openxmlformats.org/drawingml/2006/wordprocessingDrawing" xmlns:w10="urn:schemas-microsoft-com:office:word" xmlns:w="http://schemas.openxmlformats.org/wordprocessingml/2006/main" xmlns:w14="http://schemas.microsoft.com/office/word/2010/wordml" xmlns:w15="http://schemas.microsoft.com/office/word/2012/wordml" xmlns:w16cid="http://schemas.microsoft.com/office/word/2016/wordml/cid" xmlns:w16se="http://schemas.microsoft.com/office/word/2015/wordml/symex" xmlns:wpg="http://schemas.microsoft.com/office/word/2010/wordprocessingGroup" xmlns:wpi="http://schemas.microsoft.com/office/word/2010/wordprocessingInk" xmlns:wne="http://schemas.microsoft.com/office/word/2006/wordml" xmlns:wps="http://schemas.microsoft.com/office/word/2010/wordprocessingShape" mc:Ignorable="w14 w15 w16se w16cid wp14">
+<w:endnotes xmlns:wpc="http://schemas.microsoft.com/office/word/2010/wordprocessingCanvas" xmlns:cx="http://schemas.microsoft.com/office/drawing/2014/chartex" xmlns:cx1="http://schemas.microsoft.com/office/drawing/2015/9/8/chartex" xmlns:cx2="http://schemas.microsoft.com/office/drawing/2015/10/21/chartex" xmlns:cx3="http://schemas.microsoft.com/office/drawing/2016/5/9/chartex" xmlns:cx4="http://schemas.microsoft.com/office/drawing/2016/5/10/chartex" xmlns:cx5="http://schemas.microsoft.com/office/drawing/2016/5/11/chartex" xmlns:cx6="http://schemas.microsoft.com/office/drawing/2016/5/12/chartex" xmlns:cx7="http://schemas.microsoft.com/office/drawing/2016/5/13/chartex" xmlns:cx8="http://schemas.microsoft.com/office/drawing/2016/5/14/chartex" xmlns:mc="http://schemas.openxmlformats.org/markup-compatibility/2006" xmlns:aink="http://schemas.microsoft.com/office/drawing/2016/ink" xmlns:am3d="http://schemas.microsoft.com/office/drawing/2017/model3d" xmlns:o="urn:schemas-microsoft-com:office:office" xmlns:oel="http://schemas.microsoft.com/office/2019/extlst" xmlns:r="http://schemas.openxmlformats.org/officeDocument/2006/relationships" xmlns:m="http://schemas.openxmlformats.org/officeDocument/2006/math" xmlns:v="urn:schemas-microsoft-com:vml" xmlns:wp14="http://schemas.microsoft.com/office/word/2010/wordprocessingDrawing" xmlns:wp="http://schemas.openxmlformats.org/drawingml/2006/wordprocessingDrawing" xmlns:w10="urn:schemas-microsoft-com:office:word" xmlns:w="http://schemas.openxmlformats.org/wordprocessingml/2006/main" xmlns:w14="http://schemas.microsoft.com/office/word/2010/wordml" xmlns:w15="http://schemas.microsoft.com/office/word/2012/wordml" xmlns:w16cex="http://schemas.microsoft.com/office/word/2018/wordml/cex" xmlns:w16cid="http://schemas.microsoft.com/office/word/2016/wordml/cid" xmlns:w16="http://schemas.microsoft.com/office/word/2018/wordml" xmlns:w16du="http://schemas.microsoft.com/office/word/2023/wordml/word16du" xmlns:w16sdtdh="http://schemas.microsoft.com/office/word/2020/wordml/sdtdatahash" xmlns:w16sdtfl="http://schemas.microsoft.com/office/word/2024/wordml/sdtformatlock" xmlns:w16se="http://schemas.microsoft.com/office/word/2015/wordml/symex" xmlns:wpg="http://schemas.microsoft.com/office/word/2010/wordprocessingGroup" xmlns:wpi="http://schemas.microsoft.com/office/word/2010/wordprocessingInk" xmlns:wne="http://schemas.microsoft.com/office/word/2006/wordml" xmlns:wps="http://schemas.microsoft.com/office/word/2010/wordprocessingShape" mc:Ignorable="w14 w15 w16se w16cid w16 w16cex w16sdtdh w16sdtfl w16du wp14">
   <w:endnote w:type="separator" w:id="-1">
     <w:p>
       <w:r>
@@ -9454,7 +9326,7 @@
 </file>
 
 <file path=word/footer1.xml><?xml version="1.0" encoding="utf-8"?>
-<w:ftr xmlns:wpc="http://schemas.microsoft.com/office/word/2010/wordprocessingCanvas" xmlns:cx="http://schemas.microsoft.com/office/drawing/2014/chartex" xmlns:cx1="http://schemas.microsoft.com/office/drawing/2015/9/8/chartex" xmlns:cx2="http://schemas.microsoft.com/office/drawing/2015/10/21/chartex" xmlns:cx3="http://schemas.microsoft.com/office/drawing/2016/5/9/chartex" xmlns:cx4="http://schemas.microsoft.com/office/drawing/2016/5/10/chartex" xmlns:cx5="http://schemas.microsoft.com/office/drawing/2016/5/11/chartex" xmlns:cx6="http://schemas.microsoft.com/office/drawing/2016/5/12/chartex" xmlns:cx7="http://schemas.microsoft.com/office/drawing/2016/5/13/chartex" xmlns:cx8="http://schemas.microsoft.com/office/drawing/2016/5/14/chartex" xmlns:mc="http://schemas.openxmlformats.org/markup-compatibility/2006" xmlns:aink="http://schemas.microsoft.com/office/drawing/2016/ink" xmlns:am3d="http://schemas.microsoft.com/office/drawing/2017/model3d" xmlns:o="urn:schemas-microsoft-com:office:office" xmlns:r="http://schemas.openxmlformats.org/officeDocument/2006/relationships" xmlns:m="http://schemas.openxmlformats.org/officeDocument/2006/math" xmlns:v="urn:schemas-microsoft-com:vml" xmlns:wp14="http://schemas.microsoft.com/office/word/2010/wordprocessingDrawing" xmlns:wp="http://schemas.openxmlformats.org/drawingml/2006/wordprocessingDrawing" xmlns:w10="urn:schemas-microsoft-com:office:word" xmlns:w="http://schemas.openxmlformats.org/wordprocessingml/2006/main" xmlns:w14="http://schemas.microsoft.com/office/word/2010/wordml" xmlns:w15="http://schemas.microsoft.com/office/word/2012/wordml" xmlns:w16cid="http://schemas.microsoft.com/office/word/2016/wordml/cid" xmlns:w16se="http://schemas.microsoft.com/office/word/2015/wordml/symex" xmlns:wpg="http://schemas.microsoft.com/office/word/2010/wordprocessingGroup" xmlns:wpi="http://schemas.microsoft.com/office/word/2010/wordprocessingInk" xmlns:wne="http://schemas.microsoft.com/office/word/2006/wordml" xmlns:wps="http://schemas.microsoft.com/office/word/2010/wordprocessingShape" mc:Ignorable="w14 w15 w16se w16cid wp14">
+<w:ftr xmlns:wpc="http://schemas.microsoft.com/office/word/2010/wordprocessingCanvas" xmlns:cx="http://schemas.microsoft.com/office/drawing/2014/chartex" xmlns:cx1="http://schemas.microsoft.com/office/drawing/2015/9/8/chartex" xmlns:cx2="http://schemas.microsoft.com/office/drawing/2015/10/21/chartex" xmlns:cx3="http://schemas.microsoft.com/office/drawing/2016/5/9/chartex" xmlns:cx4="http://schemas.microsoft.com/office/drawing/2016/5/10/chartex" xmlns:cx5="http://schemas.microsoft.com/office/drawing/2016/5/11/chartex" xmlns:cx6="http://schemas.microsoft.com/office/drawing/2016/5/12/chartex" xmlns:cx7="http://schemas.microsoft.com/office/drawing/2016/5/13/chartex" xmlns:cx8="http://schemas.microsoft.com/office/drawing/2016/5/14/chartex" xmlns:mc="http://schemas.openxmlformats.org/markup-compatibility/2006" xmlns:aink="http://schemas.microsoft.com/office/drawing/2016/ink" xmlns:am3d="http://schemas.microsoft.com/office/drawing/2017/model3d" xmlns:o="urn:schemas-microsoft-com:office:office" xmlns:oel="http://schemas.microsoft.com/office/2019/extlst" xmlns:r="http://schemas.openxmlformats.org/officeDocument/2006/relationships" xmlns:m="http://schemas.openxmlformats.org/officeDocument/2006/math" xmlns:v="urn:schemas-microsoft-com:vml" xmlns:wp14="http://schemas.microsoft.com/office/word/2010/wordprocessingDrawing" xmlns:wp="http://schemas.openxmlformats.org/drawingml/2006/wordprocessingDrawing" xmlns:w10="urn:schemas-microsoft-com:office:word" xmlns:w="http://schemas.openxmlformats.org/wordprocessingml/2006/main" xmlns:w14="http://schemas.microsoft.com/office/word/2010/wordml" xmlns:w15="http://schemas.microsoft.com/office/word/2012/wordml" xmlns:w16cex="http://schemas.microsoft.com/office/word/2018/wordml/cex" xmlns:w16cid="http://schemas.microsoft.com/office/word/2016/wordml/cid" xmlns:w16="http://schemas.microsoft.com/office/word/2018/wordml" xmlns:w16du="http://schemas.microsoft.com/office/word/2023/wordml/word16du" xmlns:w16sdtdh="http://schemas.microsoft.com/office/word/2020/wordml/sdtdatahash" xmlns:w16sdtfl="http://schemas.microsoft.com/office/word/2024/wordml/sdtformatlock" xmlns:w16se="http://schemas.microsoft.com/office/word/2015/wordml/symex" xmlns:wpg="http://schemas.microsoft.com/office/word/2010/wordprocessingGroup" xmlns:wpi="http://schemas.microsoft.com/office/word/2010/wordprocessingInk" xmlns:wne="http://schemas.microsoft.com/office/word/2006/wordml" xmlns:wps="http://schemas.microsoft.com/office/word/2010/wordprocessingShape" mc:Ignorable="w14 w15 w16se w16cid w16 w16cex w16sdtdh w16sdtfl w16du wp14">
   <w:p>
     <w:pPr>
       <w:pStyle w:val="Pieddepage"/>
@@ -9464,7 +9336,7 @@
 </file>
 
 <file path=word/footer2.xml><?xml version="1.0" encoding="utf-8"?>
-<w:ftr xmlns:wpc="http://schemas.microsoft.com/office/word/2010/wordprocessingCanvas" xmlns:cx="http://schemas.microsoft.com/office/drawing/2014/chartex" xmlns:cx1="http://schemas.microsoft.com/office/drawing/2015/9/8/chartex" xmlns:cx2="http://schemas.microsoft.com/office/drawing/2015/10/21/chartex" xmlns:cx3="http://schemas.microsoft.com/office/drawing/2016/5/9/chartex" xmlns:cx4="http://schemas.microsoft.com/office/drawing/2016/5/10/chartex" xmlns:cx5="http://schemas.microsoft.com/office/drawing/2016/5/11/chartex" xmlns:cx6="http://schemas.microsoft.com/office/drawing/2016/5/12/chartex" xmlns:cx7="http://schemas.microsoft.com/office/drawing/2016/5/13/chartex" xmlns:cx8="http://schemas.microsoft.com/office/drawing/2016/5/14/chartex" xmlns:mc="http://schemas.openxmlformats.org/markup-compatibility/2006" xmlns:aink="http://schemas.microsoft.com/office/drawing/2016/ink" xmlns:am3d="http://schemas.microsoft.com/office/drawing/2017/model3d" xmlns:o="urn:schemas-microsoft-com:office:office" xmlns:r="http://schemas.openxmlformats.org/officeDocument/2006/relationships" xmlns:m="http://schemas.openxmlformats.org/officeDocument/2006/math" xmlns:v="urn:schemas-microsoft-com:vml" xmlns:wp14="http://schemas.microsoft.com/office/word/2010/wordprocessingDrawing" xmlns:wp="http://schemas.openxmlformats.org/drawingml/2006/wordprocessingDrawing" xmlns:w10="urn:schemas-microsoft-com:office:word" xmlns:w="http://schemas.openxmlformats.org/wordprocessingml/2006/main" xmlns:w14="http://schemas.microsoft.com/office/word/2010/wordml" xmlns:w15="http://schemas.microsoft.com/office/word/2012/wordml" xmlns:w16cid="http://schemas.microsoft.com/office/word/2016/wordml/cid" xmlns:w16se="http://schemas.microsoft.com/office/word/2015/wordml/symex" xmlns:wpg="http://schemas.microsoft.com/office/word/2010/wordprocessingGroup" xmlns:wpi="http://schemas.microsoft.com/office/word/2010/wordprocessingInk" xmlns:wne="http://schemas.microsoft.com/office/word/2006/wordml" xmlns:wps="http://schemas.microsoft.com/office/word/2010/wordprocessingShape" mc:Ignorable="w14 w15 w16se w16cid wp14">
+<w:ftr xmlns:wpc="http://schemas.microsoft.com/office/word/2010/wordprocessingCanvas" xmlns:cx="http://schemas.microsoft.com/office/drawing/2014/chartex" xmlns:cx1="http://schemas.microsoft.com/office/drawing/2015/9/8/chartex" xmlns:cx2="http://schemas.microsoft.com/office/drawing/2015/10/21/chartex" xmlns:cx3="http://schemas.microsoft.com/office/drawing/2016/5/9/chartex" xmlns:cx4="http://schemas.microsoft.com/office/drawing/2016/5/10/chartex" xmlns:cx5="http://schemas.microsoft.com/office/drawing/2016/5/11/chartex" xmlns:cx6="http://schemas.microsoft.com/office/drawing/2016/5/12/chartex" xmlns:cx7="http://schemas.microsoft.com/office/drawing/2016/5/13/chartex" xmlns:cx8="http://schemas.microsoft.com/office/drawing/2016/5/14/chartex" xmlns:mc="http://schemas.openxmlformats.org/markup-compatibility/2006" xmlns:aink="http://schemas.microsoft.com/office/drawing/2016/ink" xmlns:am3d="http://schemas.microsoft.com/office/drawing/2017/model3d" xmlns:o="urn:schemas-microsoft-com:office:office" xmlns:oel="http://schemas.microsoft.com/office/2019/extlst" xmlns:r="http://schemas.openxmlformats.org/officeDocument/2006/relationships" xmlns:m="http://schemas.openxmlformats.org/officeDocument/2006/math" xmlns:v="urn:schemas-microsoft-com:vml" xmlns:wp14="http://schemas.microsoft.com/office/word/2010/wordprocessingDrawing" xmlns:wp="http://schemas.openxmlformats.org/drawingml/2006/wordprocessingDrawing" xmlns:w10="urn:schemas-microsoft-com:office:word" xmlns:w="http://schemas.openxmlformats.org/wordprocessingml/2006/main" xmlns:w14="http://schemas.microsoft.com/office/word/2010/wordml" xmlns:w15="http://schemas.microsoft.com/office/word/2012/wordml" xmlns:w16cex="http://schemas.microsoft.com/office/word/2018/wordml/cex" xmlns:w16cid="http://schemas.microsoft.com/office/word/2016/wordml/cid" xmlns:w16="http://schemas.microsoft.com/office/word/2018/wordml" xmlns:w16du="http://schemas.microsoft.com/office/word/2023/wordml/word16du" xmlns:w16sdtdh="http://schemas.microsoft.com/office/word/2020/wordml/sdtdatahash" xmlns:w16sdtfl="http://schemas.microsoft.com/office/word/2024/wordml/sdtformatlock" xmlns:w16se="http://schemas.microsoft.com/office/word/2015/wordml/symex" xmlns:wpg="http://schemas.microsoft.com/office/word/2010/wordprocessingGroup" xmlns:wpi="http://schemas.microsoft.com/office/word/2010/wordprocessingInk" xmlns:wne="http://schemas.microsoft.com/office/word/2006/wordml" xmlns:wps="http://schemas.microsoft.com/office/word/2010/wordprocessingShape" mc:Ignorable="w14 w15 w16se w16cid w16 w16cex w16sdtdh w16sdtfl w16du wp14">
   <w:p>
     <w:pPr>
       <w:jc w:val="center"/>
@@ -9514,7 +9386,7 @@
 </file>
 
 <file path=word/footer3.xml><?xml version="1.0" encoding="utf-8"?>
-<w:ftr xmlns:wpc="http://schemas.microsoft.com/office/word/2010/wordprocessingCanvas" xmlns:cx="http://schemas.microsoft.com/office/drawing/2014/chartex" xmlns:cx1="http://schemas.microsoft.com/office/drawing/2015/9/8/chartex" xmlns:cx2="http://schemas.microsoft.com/office/drawing/2015/10/21/chartex" xmlns:cx3="http://schemas.microsoft.com/office/drawing/2016/5/9/chartex" xmlns:cx4="http://schemas.microsoft.com/office/drawing/2016/5/10/chartex" xmlns:cx5="http://schemas.microsoft.com/office/drawing/2016/5/11/chartex" xmlns:cx6="http://schemas.microsoft.com/office/drawing/2016/5/12/chartex" xmlns:cx7="http://schemas.microsoft.com/office/drawing/2016/5/13/chartex" xmlns:cx8="http://schemas.microsoft.com/office/drawing/2016/5/14/chartex" xmlns:mc="http://schemas.openxmlformats.org/markup-compatibility/2006" xmlns:aink="http://schemas.microsoft.com/office/drawing/2016/ink" xmlns:am3d="http://schemas.microsoft.com/office/drawing/2017/model3d" xmlns:o="urn:schemas-microsoft-com:office:office" xmlns:r="http://schemas.openxmlformats.org/officeDocument/2006/relationships" xmlns:m="http://schemas.openxmlformats.org/officeDocument/2006/math" xmlns:v="urn:schemas-microsoft-com:vml" xmlns:wp14="http://schemas.microsoft.com/office/word/2010/wordprocessingDrawing" xmlns:wp="http://schemas.openxmlformats.org/drawingml/2006/wordprocessingDrawing" xmlns:w10="urn:schemas-microsoft-com:office:word" xmlns:w="http://schemas.openxmlformats.org/wordprocessingml/2006/main" xmlns:w14="http://schemas.microsoft.com/office/word/2010/wordml" xmlns:w15="http://schemas.microsoft.com/office/word/2012/wordml" xmlns:w16cid="http://schemas.microsoft.com/office/word/2016/wordml/cid" xmlns:w16se="http://schemas.microsoft.com/office/word/2015/wordml/symex" xmlns:wpg="http://schemas.microsoft.com/office/word/2010/wordprocessingGroup" xmlns:wpi="http://schemas.microsoft.com/office/word/2010/wordprocessingInk" xmlns:wne="http://schemas.microsoft.com/office/word/2006/wordml" xmlns:wps="http://schemas.microsoft.com/office/word/2010/wordprocessingShape" mc:Ignorable="w14 w15 w16se w16cid wp14">
+<w:ftr xmlns:wpc="http://schemas.microsoft.com/office/word/2010/wordprocessingCanvas" xmlns:cx="http://schemas.microsoft.com/office/drawing/2014/chartex" xmlns:cx1="http://schemas.microsoft.com/office/drawing/2015/9/8/chartex" xmlns:cx2="http://schemas.microsoft.com/office/drawing/2015/10/21/chartex" xmlns:cx3="http://schemas.microsoft.com/office/drawing/2016/5/9/chartex" xmlns:cx4="http://schemas.microsoft.com/office/drawing/2016/5/10/chartex" xmlns:cx5="http://schemas.microsoft.com/office/drawing/2016/5/11/chartex" xmlns:cx6="http://schemas.microsoft.com/office/drawing/2016/5/12/chartex" xmlns:cx7="http://schemas.microsoft.com/office/drawing/2016/5/13/chartex" xmlns:cx8="http://schemas.microsoft.com/office/drawing/2016/5/14/chartex" xmlns:mc="http://schemas.openxmlformats.org/markup-compatibility/2006" xmlns:aink="http://schemas.microsoft.com/office/drawing/2016/ink" xmlns:am3d="http://schemas.microsoft.com/office/drawing/2017/model3d" xmlns:o="urn:schemas-microsoft-com:office:office" xmlns:oel="http://schemas.microsoft.com/office/2019/extlst" xmlns:r="http://schemas.openxmlformats.org/officeDocument/2006/relationships" xmlns:m="http://schemas.openxmlformats.org/officeDocument/2006/math" xmlns:v="urn:schemas-microsoft-com:vml" xmlns:wp14="http://schemas.microsoft.com/office/word/2010/wordprocessingDrawing" xmlns:wp="http://schemas.openxmlformats.org/drawingml/2006/wordprocessingDrawing" xmlns:w10="urn:schemas-microsoft-com:office:word" xmlns:w="http://schemas.openxmlformats.org/wordprocessingml/2006/main" xmlns:w14="http://schemas.microsoft.com/office/word/2010/wordml" xmlns:w15="http://schemas.microsoft.com/office/word/2012/wordml" xmlns:w16cex="http://schemas.microsoft.com/office/word/2018/wordml/cex" xmlns:w16cid="http://schemas.microsoft.com/office/word/2016/wordml/cid" xmlns:w16="http://schemas.microsoft.com/office/word/2018/wordml" xmlns:w16du="http://schemas.microsoft.com/office/word/2023/wordml/word16du" xmlns:w16sdtdh="http://schemas.microsoft.com/office/word/2020/wordml/sdtdatahash" xmlns:w16sdtfl="http://schemas.microsoft.com/office/word/2024/wordml/sdtformatlock" xmlns:w16se="http://schemas.microsoft.com/office/word/2015/wordml/symex" xmlns:wpg="http://schemas.microsoft.com/office/word/2010/wordprocessingGroup" xmlns:wpi="http://schemas.microsoft.com/office/word/2010/wordprocessingInk" xmlns:wne="http://schemas.microsoft.com/office/word/2006/wordml" xmlns:wps="http://schemas.microsoft.com/office/word/2010/wordprocessingShape" mc:Ignorable="w14 w15 w16se w16cid w16 w16cex w16sdtdh w16sdtfl w16du wp14">
   <w:p>
     <w:pPr>
       <w:jc w:val="center"/>
@@ -9564,7 +9436,7 @@
 </file>
 
 <file path=word/footnotes.xml><?xml version="1.0" encoding="utf-8"?>
-<w:footnotes xmlns:wpc="http://schemas.microsoft.com/office/word/2010/wordprocessingCanvas" xmlns:cx="http://schemas.microsoft.com/office/drawing/2014/chartex" xmlns:cx1="http://schemas.microsoft.com/office/drawing/2015/9/8/chartex" xmlns:cx2="http://schemas.microsoft.com/office/drawing/2015/10/21/chartex" xmlns:cx3="http://schemas.microsoft.com/office/drawing/2016/5/9/chartex" xmlns:cx4="http://schemas.microsoft.com/office/drawing/2016/5/10/chartex" xmlns:cx5="http://schemas.microsoft.com/office/drawing/2016/5/11/chartex" xmlns:cx6="http://schemas.microsoft.com/office/drawing/2016/5/12/chartex" xmlns:cx7="http://schemas.microsoft.com/office/drawing/2016/5/13/chartex" xmlns:cx8="http://schemas.microsoft.com/office/drawing/2016/5/14/chartex" xmlns:mc="http://schemas.openxmlformats.org/markup-compatibility/2006" xmlns:aink="http://schemas.microsoft.com/office/drawing/2016/ink" xmlns:am3d="http://schemas.microsoft.com/office/drawing/2017/model3d" xmlns:o="urn:schemas-microsoft-com:office:office" xmlns:r="http://schemas.openxmlformats.org/officeDocument/2006/relationships" xmlns:m="http://schemas.openxmlformats.org/officeDocument/2006/math" xmlns:v="urn:schemas-microsoft-com:vml" xmlns:wp14="http://schemas.microsoft.com/office/word/2010/wordprocessingDrawing" xmlns:wp="http://schemas.openxmlformats.org/drawingml/2006/wordprocessingDrawing" xmlns:w10="urn:schemas-microsoft-com:office:word" xmlns:w="http://schemas.openxmlformats.org/wordprocessingml/2006/main" xmlns:w14="http://schemas.microsoft.com/office/word/2010/wordml" xmlns:w15="http://schemas.microsoft.com/office/word/2012/wordml" xmlns:w16cid="http://schemas.microsoft.com/office/word/2016/wordml/cid" xmlns:w16se="http://schemas.microsoft.com/office/word/2015/wordml/symex" xmlns:wpg="http://schemas.microsoft.com/office/word/2010/wordprocessingGroup" xmlns:wpi="http://schemas.microsoft.com/office/word/2010/wordprocessingInk" xmlns:wne="http://schemas.microsoft.com/office/word/2006/wordml" xmlns:wps="http://schemas.microsoft.com/office/word/2010/wordprocessingShape" mc:Ignorable="w14 w15 w16se w16cid wp14">
+<w:footnotes xmlns:wpc="http://schemas.microsoft.com/office/word/2010/wordprocessingCanvas" xmlns:cx="http://schemas.microsoft.com/office/drawing/2014/chartex" xmlns:cx1="http://schemas.microsoft.com/office/drawing/2015/9/8/chartex" xmlns:cx2="http://schemas.microsoft.com/office/drawing/2015/10/21/chartex" xmlns:cx3="http://schemas.microsoft.com/office/drawing/2016/5/9/chartex" xmlns:cx4="http://schemas.microsoft.com/office/drawing/2016/5/10/chartex" xmlns:cx5="http://schemas.microsoft.com/office/drawing/2016/5/11/chartex" xmlns:cx6="http://schemas.microsoft.com/office/drawing/2016/5/12/chartex" xmlns:cx7="http://schemas.microsoft.com/office/drawing/2016/5/13/chartex" xmlns:cx8="http://schemas.microsoft.com/office/drawing/2016/5/14/chartex" xmlns:mc="http://schemas.openxmlformats.org/markup-compatibility/2006" xmlns:aink="http://schemas.microsoft.com/office/drawing/2016/ink" xmlns:am3d="http://schemas.microsoft.com/office/drawing/2017/model3d" xmlns:o="urn:schemas-microsoft-com:office:office" xmlns:oel="http://schemas.microsoft.com/office/2019/extlst" xmlns:r="http://schemas.openxmlformats.org/officeDocument/2006/relationships" xmlns:m="http://schemas.openxmlformats.org/officeDocument/2006/math" xmlns:v="urn:schemas-microsoft-com:vml" xmlns:wp14="http://schemas.microsoft.com/office/word/2010/wordprocessingDrawing" xmlns:wp="http://schemas.openxmlformats.org/drawingml/2006/wordprocessingDrawing" xmlns:w10="urn:schemas-microsoft-com:office:word" xmlns:w="http://schemas.openxmlformats.org/wordprocessingml/2006/main" xmlns:w14="http://schemas.microsoft.com/office/word/2010/wordml" xmlns:w15="http://schemas.microsoft.com/office/word/2012/wordml" xmlns:w16cex="http://schemas.microsoft.com/office/word/2018/wordml/cex" xmlns:w16cid="http://schemas.microsoft.com/office/word/2016/wordml/cid" xmlns:w16="http://schemas.microsoft.com/office/word/2018/wordml" xmlns:w16du="http://schemas.microsoft.com/office/word/2023/wordml/word16du" xmlns:w16sdtdh="http://schemas.microsoft.com/office/word/2020/wordml/sdtdatahash" xmlns:w16sdtfl="http://schemas.microsoft.com/office/word/2024/wordml/sdtformatlock" xmlns:w16se="http://schemas.microsoft.com/office/word/2015/wordml/symex" xmlns:wpg="http://schemas.microsoft.com/office/word/2010/wordprocessingGroup" xmlns:wpi="http://schemas.microsoft.com/office/word/2010/wordprocessingInk" xmlns:wne="http://schemas.microsoft.com/office/word/2006/wordml" xmlns:wps="http://schemas.microsoft.com/office/word/2010/wordprocessingShape" mc:Ignorable="w14 w15 w16se w16cid w16 w16cex w16sdtdh w16sdtfl w16du wp14">
   <w:footnote w:type="separator" w:id="-1">
     <w:p>
       <w:r>
@@ -9583,7 +9455,7 @@
 </file>
 
 <file path=word/numbering.xml><?xml version="1.0" encoding="utf-8"?>
-<w:numbering xmlns:wpc="http://schemas.microsoft.com/office/word/2010/wordprocessingCanvas" xmlns:cx="http://schemas.microsoft.com/office/drawing/2014/chartex" xmlns:cx1="http://schemas.microsoft.com/office/drawing/2015/9/8/chartex" xmlns:cx2="http://schemas.microsoft.com/office/drawing/2015/10/21/chartex" xmlns:cx3="http://schemas.microsoft.com/office/drawing/2016/5/9/chartex" xmlns:cx4="http://schemas.microsoft.com/office/drawing/2016/5/10/chartex" xmlns:cx5="http://schemas.microsoft.com/office/drawing/2016/5/11/chartex" xmlns:cx6="http://schemas.microsoft.com/office/drawing/2016/5/12/chartex" xmlns:cx7="http://schemas.microsoft.com/office/drawing/2016/5/13/chartex" xmlns:cx8="http://schemas.microsoft.com/office/drawing/2016/5/14/chartex" xmlns:mc="http://schemas.openxmlformats.org/markup-compatibility/2006" xmlns:aink="http://schemas.microsoft.com/office/drawing/2016/ink" xmlns:am3d="http://schemas.microsoft.com/office/drawing/2017/model3d" xmlns:o="urn:schemas-microsoft-com:office:office" xmlns:r="http://schemas.openxmlformats.org/officeDocument/2006/relationships" xmlns:m="http://schemas.openxmlformats.org/officeDocument/2006/math" xmlns:v="urn:schemas-microsoft-com:vml" xmlns:wp14="http://schemas.microsoft.com/office/word/2010/wordprocessingDrawing" xmlns:wp="http://schemas.openxmlformats.org/drawingml/2006/wordprocessingDrawing" xmlns:w10="urn:schemas-microsoft-com:office:word" xmlns:w="http://schemas.openxmlformats.org/wordprocessingml/2006/main" xmlns:w14="http://schemas.microsoft.com/office/word/2010/wordml" xmlns:w15="http://schemas.microsoft.com/office/word/2012/wordml" xmlns:w16cid="http://schemas.microsoft.com/office/word/2016/wordml/cid" xmlns:w16se="http://schemas.microsoft.com/office/word/2015/wordml/symex" xmlns:wpg="http://schemas.microsoft.com/office/word/2010/wordprocessingGroup" xmlns:wpi="http://schemas.microsoft.com/office/word/2010/wordprocessingInk" xmlns:wne="http://schemas.microsoft.com/office/word/2006/wordml" xmlns:wps="http://schemas.microsoft.com/office/word/2010/wordprocessingShape" mc:Ignorable="w14 w15 w16se w16cid wp14">
+<w:numbering xmlns:wpc="http://schemas.microsoft.com/office/word/2010/wordprocessingCanvas" xmlns:cx="http://schemas.microsoft.com/office/drawing/2014/chartex" xmlns:cx1="http://schemas.microsoft.com/office/drawing/2015/9/8/chartex" xmlns:cx2="http://schemas.microsoft.com/office/drawing/2015/10/21/chartex" xmlns:cx3="http://schemas.microsoft.com/office/drawing/2016/5/9/chartex" xmlns:cx4="http://schemas.microsoft.com/office/drawing/2016/5/10/chartex" xmlns:cx5="http://schemas.microsoft.com/office/drawing/2016/5/11/chartex" xmlns:cx6="http://schemas.microsoft.com/office/drawing/2016/5/12/chartex" xmlns:cx7="http://schemas.microsoft.com/office/drawing/2016/5/13/chartex" xmlns:cx8="http://schemas.microsoft.com/office/drawing/2016/5/14/chartex" xmlns:mc="http://schemas.openxmlformats.org/markup-compatibility/2006" xmlns:aink="http://schemas.microsoft.com/office/drawing/2016/ink" xmlns:am3d="http://schemas.microsoft.com/office/drawing/2017/model3d" xmlns:o="urn:schemas-microsoft-com:office:office" xmlns:oel="http://schemas.microsoft.com/office/2019/extlst" xmlns:r="http://schemas.openxmlformats.org/officeDocument/2006/relationships" xmlns:m="http://schemas.openxmlformats.org/officeDocument/2006/math" xmlns:v="urn:schemas-microsoft-com:vml" xmlns:wp14="http://schemas.microsoft.com/office/word/2010/wordprocessingDrawing" xmlns:wp="http://schemas.openxmlformats.org/drawingml/2006/wordprocessingDrawing" xmlns:w10="urn:schemas-microsoft-com:office:word" xmlns:w="http://schemas.openxmlformats.org/wordprocessingml/2006/main" xmlns:w14="http://schemas.microsoft.com/office/word/2010/wordml" xmlns:w15="http://schemas.microsoft.com/office/word/2012/wordml" xmlns:w16cex="http://schemas.microsoft.com/office/word/2018/wordml/cex" xmlns:w16cid="http://schemas.microsoft.com/office/word/2016/wordml/cid" xmlns:w16="http://schemas.microsoft.com/office/word/2018/wordml" xmlns:w16du="http://schemas.microsoft.com/office/word/2023/wordml/word16du" xmlns:w16sdtdh="http://schemas.microsoft.com/office/word/2020/wordml/sdtdatahash" xmlns:w16sdtfl="http://schemas.microsoft.com/office/word/2024/wordml/sdtformatlock" xmlns:w16se="http://schemas.microsoft.com/office/word/2015/wordml/symex" xmlns:wpg="http://schemas.microsoft.com/office/word/2010/wordprocessingGroup" xmlns:wpi="http://schemas.microsoft.com/office/word/2010/wordprocessingInk" xmlns:wne="http://schemas.microsoft.com/office/word/2006/wordml" xmlns:wps="http://schemas.microsoft.com/office/word/2010/wordprocessingShape" mc:Ignorable="w14 w15 w16se w16cid w16 w16cex w16sdtdh w16sdtfl w16du wp14">
   <w:abstractNum w:abstractNumId="0" w15:restartNumberingAfterBreak="0">
     <w:nsid w:val="427827B1"/>
     <w:multiLevelType w:val="multilevel"/>
@@ -9822,13 +9694,13 @@
       </w:pPr>
     </w:lvl>
   </w:abstractNum>
-  <w:num w:numId="1">
+  <w:num w:numId="1" w16cid:durableId="869731393">
     <w:abstractNumId w:val="0"/>
   </w:num>
-  <w:num w:numId="2">
+  <w:num w:numId="2" w16cid:durableId="1910115653">
     <w:abstractNumId w:val="1"/>
   </w:num>
-  <w:num w:numId="3">
+  <w:num w:numId="3" w16cid:durableId="967273012">
     <w:abstractNumId w:val="0"/>
     <w:lvlOverride w:ilvl="0">
       <w:startOverride w:val="1"/>
@@ -9838,7 +9710,7 @@
 </file>
 
 <file path=word/styles.xml><?xml version="1.0" encoding="utf-8"?>
-<w:styles xmlns:mc="http://schemas.openxmlformats.org/markup-compatibility/2006" xmlns:r="http://schemas.openxmlformats.org/officeDocument/2006/relationships" xmlns:w="http://schemas.openxmlformats.org/wordprocessingml/2006/main" xmlns:w14="http://schemas.microsoft.com/office/word/2010/wordml" xmlns:w15="http://schemas.microsoft.com/office/word/2012/wordml" xmlns:w16cid="http://schemas.microsoft.com/office/word/2016/wordml/cid" xmlns:w16se="http://schemas.microsoft.com/office/word/2015/wordml/symex" mc:Ignorable="w14 w15 w16se w16cid">
+<w:styles xmlns:mc="http://schemas.openxmlformats.org/markup-compatibility/2006" xmlns:r="http://schemas.openxmlformats.org/officeDocument/2006/relationships" xmlns:w="http://schemas.openxmlformats.org/wordprocessingml/2006/main" xmlns:w14="http://schemas.microsoft.com/office/word/2010/wordml" xmlns:w15="http://schemas.microsoft.com/office/word/2012/wordml" xmlns:w16cex="http://schemas.microsoft.com/office/word/2018/wordml/cex" xmlns:w16cid="http://schemas.microsoft.com/office/word/2016/wordml/cid" xmlns:w16="http://schemas.microsoft.com/office/word/2018/wordml" xmlns:w16du="http://schemas.microsoft.com/office/word/2023/wordml/word16du" xmlns:w16sdtdh="http://schemas.microsoft.com/office/word/2020/wordml/sdtdatahash" xmlns:w16sdtfl="http://schemas.microsoft.com/office/word/2024/wordml/sdtformatlock" xmlns:w16se="http://schemas.microsoft.com/office/word/2015/wordml/symex" mc:Ignorable="w14 w15 w16se w16cid w16 w16cex w16sdtdh w16sdtfl w16du">
   <w:docDefaults>
     <w:rPrDefault>
       <w:rPr>
@@ -9854,7 +9726,7 @@
       </w:pPr>
     </w:pPrDefault>
   </w:docDefaults>
-  <w:latentStyles w:defLockedState="0" w:defUIPriority="99" w:defSemiHidden="0" w:defUnhideWhenUsed="0" w:defQFormat="0" w:count="375">
+  <w:latentStyles w:defLockedState="0" w:defUIPriority="99" w:defSemiHidden="0" w:defUnhideWhenUsed="0" w:defQFormat="0" w:count="376">
     <w:lsdException w:name="Normal" w:uiPriority="0" w:qFormat="1"/>
     <w:lsdException w:name="heading 1" w:uiPriority="9" w:qFormat="1"/>
     <w:lsdException w:name="heading 2" w:semiHidden="1" w:uiPriority="9" w:unhideWhenUsed="1" w:qFormat="1"/>
@@ -10230,6 +10102,7 @@
     <w:lsdException w:name="Smart Hyperlink" w:semiHidden="1" w:unhideWhenUsed="1"/>
     <w:lsdException w:name="Hashtag" w:semiHidden="1" w:unhideWhenUsed="1"/>
     <w:lsdException w:name="Unresolved Mention" w:semiHidden="1" w:unhideWhenUsed="1"/>
+    <w:lsdException w:name="Smart Link" w:semiHidden="1" w:unhideWhenUsed="1"/>
   </w:latentStyles>
   <w:style w:type="paragraph" w:default="1" w:styleId="Normal">
     <w:name w:val="Normal"/>
@@ -10340,7 +10213,6 @@
   <w:style w:type="character" w:default="1" w:styleId="Policepardfaut">
     <w:name w:val="Default Paragraph Font"/>
     <w:uiPriority w:val="1"/>
-    <w:semiHidden/>
     <w:unhideWhenUsed/>
   </w:style>
   <w:style w:type="table" w:default="1" w:styleId="TableauNormal">
@@ -10547,6 +10419,18 @@
       <w:lang w:eastAsia="fr-FR" w:bidi="ar-SA"/>
     </w:rPr>
   </w:style>
+  <w:style w:type="character" w:styleId="Mentionnonrsolue">
+    <w:name w:val="Unresolved Mention"/>
+    <w:basedOn w:val="Policepardfaut"/>
+    <w:uiPriority w:val="99"/>
+    <w:semiHidden/>
+    <w:unhideWhenUsed/>
+    <w:rsid w:val="008C0C6C"/>
+    <w:rPr>
+      <w:color w:val="605E5C"/>
+      <w:shd w:val="clear" w:color="auto" w:fill="E1DFDD"/>
+    </w:rPr>
+  </w:style>
 </w:styles>
 </file>
 
